--- a/report.docx
+++ b/report.docx
@@ -11,6 +11,7 @@
           <w:szCs w:val="28"/>
         </w:rPr>
       </w:pPr>
+      <w:proofErr w:type="gramStart"/>
       <w:r>
         <w:rPr>
           <w:b/>
@@ -36,8 +37,9 @@
           <w:sz w:val="28"/>
           <w:szCs w:val="28"/>
         </w:rPr>
-        <w:t xml:space="preserve">: </w:t>
-      </w:r>
+        <w:t>:</w:t>
+      </w:r>
+      <w:proofErr w:type="gramEnd"/>
       <w:r>
         <w:rPr>
           <w:b/>
@@ -45,7 +47,7 @@
           <w:sz w:val="28"/>
           <w:szCs w:val="28"/>
         </w:rPr>
-        <w:t>S</w:t>
+        <w:t xml:space="preserve"> </w:t>
       </w:r>
       <w:r>
         <w:rPr>
@@ -54,22 +56,8 @@
           <w:sz w:val="28"/>
           <w:szCs w:val="28"/>
         </w:rPr>
-        <w:t>itaram</w:t>
-      </w:r>
-    </w:p>
-    <w:p>
-      <w:pPr>
-        <w:rPr>
-          <w:rFonts w:ascii="Arial" w:eastAsia="Times New Roman" w:hAnsi="Arial" w:cs="Arial"/>
-          <w:b/>
-          <w:bCs/>
-          <w:kern w:val="0"/>
-          <w:sz w:val="30"/>
-          <w:szCs w:val="30"/>
-          <w:lang w:eastAsia="en-IN"/>
-          <w14:ligatures w14:val="none"/>
-        </w:rPr>
-      </w:pPr>
+        <w:t>S</w:t>
+      </w:r>
       <w:r>
         <w:rPr>
           <w:b/>
@@ -77,8 +65,22 @@
           <w:sz w:val="28"/>
           <w:szCs w:val="28"/>
         </w:rPr>
-        <w:t>Thiranex</w:t>
-      </w:r>
+        <w:t>itaram</w:t>
+      </w:r>
+    </w:p>
+    <w:p>
+      <w:pPr>
+        <w:rPr>
+          <w:rFonts w:ascii="Arial" w:eastAsia="Times New Roman" w:hAnsi="Arial" w:cs="Arial"/>
+          <w:b/>
+          <w:bCs/>
+          <w:kern w:val="0"/>
+          <w:sz w:val="30"/>
+          <w:szCs w:val="30"/>
+          <w:lang w:eastAsia="en-IN"/>
+          <w14:ligatures w14:val="none"/>
+        </w:rPr>
+      </w:pPr>
       <w:r>
         <w:rPr>
           <w:b/>
@@ -86,7 +88,7 @@
           <w:sz w:val="28"/>
           <w:szCs w:val="28"/>
         </w:rPr>
-        <w:t>-</w:t>
+        <w:t>Thiranex</w:t>
       </w:r>
       <w:r>
         <w:rPr>
@@ -95,7 +97,7 @@
           <w:sz w:val="28"/>
           <w:szCs w:val="28"/>
         </w:rPr>
-        <w:t>internship Task-</w:t>
+        <w:t>-</w:t>
       </w:r>
       <w:r>
         <w:rPr>
@@ -104,8 +106,9 @@
           <w:sz w:val="28"/>
           <w:szCs w:val="28"/>
         </w:rPr>
-        <w:t>2</w:t>
-      </w:r>
+        <w:t>internship Task-</w:t>
+      </w:r>
+      <w:proofErr w:type="gramStart"/>
       <w:r>
         <w:rPr>
           <w:b/>
@@ -113,24 +116,48 @@
           <w:sz w:val="28"/>
           <w:szCs w:val="28"/>
         </w:rPr>
-        <w:t xml:space="preserve"> : </w:t>
-      </w:r>
-      <w:r>
-        <w:rPr>
-          <w:rFonts w:ascii="Arial" w:eastAsia="Times New Roman" w:hAnsi="Arial" w:cs="Arial"/>
+        <w:t>3</w:t>
+      </w:r>
+      <w:r>
+        <w:rPr>
           <w:b/>
           <w:bCs/>
+          <w:sz w:val="28"/>
+          <w:szCs w:val="28"/>
+        </w:rPr>
+        <w:t xml:space="preserve"> :</w:t>
+      </w:r>
+      <w:proofErr w:type="gramEnd"/>
+      <w:r>
+        <w:rPr>
+          <w:b/>
+          <w:bCs/>
+          <w:sz w:val="28"/>
+          <w:szCs w:val="28"/>
+        </w:rPr>
+        <w:t xml:space="preserve"> </w:t>
+      </w:r>
+      <w:r>
+        <w:rPr>
+          <w:rFonts w:ascii="Arial" w:eastAsia="Times New Roman" w:hAnsi="Arial" w:cs="Arial"/>
+          <w:b/>
+          <w:bCs/>
           <w:kern w:val="0"/>
           <w:sz w:val="30"/>
           <w:szCs w:val="30"/>
           <w:lang w:eastAsia="en-IN"/>
           <w14:ligatures w14:val="none"/>
         </w:rPr>
-        <w:t>Predictive Modeling Pipeline</w:t>
+        <w:t>Exploratory Data Analysis.</w:t>
       </w:r>
     </w:p>
     <w:p>
       <w:pPr>
+        <w:numPr>
+          <w:ilvl w:val="0"/>
+          <w:numId w:val="10"/>
+        </w:numPr>
+        <w:spacing w:after="0" w:line="240" w:lineRule="auto"/>
         <w:rPr>
           <w:rFonts w:ascii="Arial" w:eastAsia="Times New Roman" w:hAnsi="Arial" w:cs="Arial"/>
           <w:kern w:val="0"/>
@@ -147,16 +174,53 @@
           <w:lang w:eastAsia="en-IN"/>
           <w14:ligatures w14:val="none"/>
         </w:rPr>
-        <w:t>Reads the Data:</w:t>
-      </w:r>
-      <w:r>
-        <w:rPr>
-          <w:rFonts w:ascii="Arial" w:eastAsia="Times New Roman" w:hAnsi="Arial" w:cs="Arial"/>
-          <w:kern w:val="0"/>
-          <w:lang w:eastAsia="en-IN"/>
-          <w14:ligatures w14:val="none"/>
-        </w:rPr>
-        <w:t xml:space="preserve"> The script opens your </w:t>
+        <w:t>step</w:t>
+      </w:r>
+      <w:r>
+        <w:rPr>
+          <w:rFonts w:ascii="Arial" w:eastAsia="Times New Roman" w:hAnsi="Arial" w:cs="Arial"/>
+          <w:b/>
+          <w:bCs/>
+          <w:kern w:val="0"/>
+          <w:lang w:eastAsia="en-IN"/>
+          <w14:ligatures w14:val="none"/>
+        </w:rPr>
+        <w:t xml:space="preserve"> 1: Data Ingestion (Loading)</w:t>
+      </w:r>
+    </w:p>
+    <w:p>
+      <w:pPr>
+        <w:numPr>
+          <w:ilvl w:val="1"/>
+          <w:numId w:val="10"/>
+        </w:numPr>
+        <w:spacing w:after="0" w:line="240" w:lineRule="auto"/>
+        <w:rPr>
+          <w:rFonts w:ascii="Arial" w:eastAsia="Times New Roman" w:hAnsi="Arial" w:cs="Arial"/>
+          <w:kern w:val="0"/>
+          <w:lang w:eastAsia="en-IN"/>
+          <w14:ligatures w14:val="none"/>
+        </w:rPr>
+      </w:pPr>
+      <w:r>
+        <w:rPr>
+          <w:rFonts w:ascii="Arial" w:eastAsia="Times New Roman" w:hAnsi="Arial" w:cs="Arial"/>
+          <w:i/>
+          <w:iCs/>
+          <w:kern w:val="0"/>
+          <w:lang w:eastAsia="en-IN"/>
+          <w14:ligatures w14:val="none"/>
+        </w:rPr>
+        <w:t>What it did:</w:t>
+      </w:r>
+      <w:r>
+        <w:rPr>
+          <w:rFonts w:ascii="Arial" w:eastAsia="Times New Roman" w:hAnsi="Arial" w:cs="Arial"/>
+          <w:kern w:val="0"/>
+          <w:lang w:eastAsia="en-IN"/>
+          <w14:ligatures w14:val="none"/>
+        </w:rPr>
+        <w:t xml:space="preserve"> Read the </w:t>
       </w:r>
       <w:r>
         <w:rPr>
@@ -167,16 +231,123 @@
           <w:lang w:eastAsia="en-IN"/>
           <w14:ligatures w14:val="none"/>
         </w:rPr>
-        <w:t>data.csv</w:t>
-      </w:r>
-      <w:r>
-        <w:rPr>
-          <w:rFonts w:ascii="Arial" w:eastAsia="Times New Roman" w:hAnsi="Arial" w:cs="Arial"/>
-          <w:kern w:val="0"/>
-          <w:lang w:eastAsia="en-IN"/>
-          <w14:ligatures w14:val="none"/>
-        </w:rPr>
-        <w:t xml:space="preserve"> file using a tool called </w:t>
+        <w:t>ecommerce_sales.csv</w:t>
+      </w:r>
+      <w:r>
+        <w:rPr>
+          <w:rFonts w:ascii="Arial" w:eastAsia="Times New Roman" w:hAnsi="Arial" w:cs="Arial"/>
+          <w:kern w:val="0"/>
+          <w:lang w:eastAsia="en-IN"/>
+          <w14:ligatures w14:val="none"/>
+        </w:rPr>
+        <w:t xml:space="preserve"> file into Python's memory.</w:t>
+      </w:r>
+    </w:p>
+    <w:p>
+      <w:pPr>
+        <w:numPr>
+          <w:ilvl w:val="1"/>
+          <w:numId w:val="10"/>
+        </w:numPr>
+        <w:spacing w:after="0" w:line="240" w:lineRule="auto"/>
+        <w:rPr>
+          <w:rFonts w:ascii="Arial" w:eastAsia="Times New Roman" w:hAnsi="Arial" w:cs="Arial"/>
+          <w:kern w:val="0"/>
+          <w:lang w:eastAsia="en-IN"/>
+          <w14:ligatures w14:val="none"/>
+        </w:rPr>
+      </w:pPr>
+      <w:r>
+        <w:rPr>
+          <w:rFonts w:ascii="Arial" w:eastAsia="Times New Roman" w:hAnsi="Arial" w:cs="Arial"/>
+          <w:i/>
+          <w:iCs/>
+          <w:kern w:val="0"/>
+          <w:lang w:eastAsia="en-IN"/>
+          <w14:ligatures w14:val="none"/>
+        </w:rPr>
+        <w:t>Result:</w:t>
+      </w:r>
+      <w:r>
+        <w:rPr>
+          <w:rFonts w:ascii="Arial" w:eastAsia="Times New Roman" w:hAnsi="Arial" w:cs="Arial"/>
+          <w:kern w:val="0"/>
+          <w:lang w:eastAsia="en-IN"/>
+          <w14:ligatures w14:val="none"/>
+        </w:rPr>
+        <w:t xml:space="preserve"> Confirmed a dataset structure of 200 rows and 6 columns.</w:t>
+      </w:r>
+    </w:p>
+    <w:p>
+      <w:pPr>
+        <w:numPr>
+          <w:ilvl w:val="0"/>
+          <w:numId w:val="10"/>
+        </w:numPr>
+        <w:spacing w:after="0" w:line="240" w:lineRule="auto"/>
+        <w:rPr>
+          <w:rFonts w:ascii="Arial" w:eastAsia="Times New Roman" w:hAnsi="Arial" w:cs="Arial"/>
+          <w:kern w:val="0"/>
+          <w:lang w:eastAsia="en-IN"/>
+          <w14:ligatures w14:val="none"/>
+        </w:rPr>
+      </w:pPr>
+      <w:r>
+        <w:rPr>
+          <w:rFonts w:ascii="Arial" w:eastAsia="Times New Roman" w:hAnsi="Arial" w:cs="Arial"/>
+          <w:b/>
+          <w:bCs/>
+          <w:kern w:val="0"/>
+          <w:lang w:eastAsia="en-IN"/>
+          <w14:ligatures w14:val="none"/>
+        </w:rPr>
+        <w:t>step</w:t>
+      </w:r>
+      <w:r>
+        <w:rPr>
+          <w:rFonts w:ascii="Arial" w:eastAsia="Times New Roman" w:hAnsi="Arial" w:cs="Arial"/>
+          <w:b/>
+          <w:bCs/>
+          <w:kern w:val="0"/>
+          <w:lang w:eastAsia="en-IN"/>
+          <w14:ligatures w14:val="none"/>
+        </w:rPr>
+        <w:t xml:space="preserve"> 2: Data Cleaning</w:t>
+      </w:r>
+    </w:p>
+    <w:p>
+      <w:pPr>
+        <w:numPr>
+          <w:ilvl w:val="1"/>
+          <w:numId w:val="10"/>
+        </w:numPr>
+        <w:spacing w:after="0" w:line="240" w:lineRule="auto"/>
+        <w:rPr>
+          <w:rFonts w:ascii="Arial" w:eastAsia="Times New Roman" w:hAnsi="Arial" w:cs="Arial"/>
+          <w:kern w:val="0"/>
+          <w:lang w:eastAsia="en-IN"/>
+          <w14:ligatures w14:val="none"/>
+        </w:rPr>
+      </w:pPr>
+      <w:r>
+        <w:rPr>
+          <w:rFonts w:ascii="Arial" w:eastAsia="Times New Roman" w:hAnsi="Arial" w:cs="Arial"/>
+          <w:i/>
+          <w:iCs/>
+          <w:kern w:val="0"/>
+          <w:lang w:eastAsia="en-IN"/>
+          <w14:ligatures w14:val="none"/>
+        </w:rPr>
+        <w:t>What it did:</w:t>
+      </w:r>
+      <w:r>
+        <w:rPr>
+          <w:rFonts w:ascii="Arial" w:eastAsia="Times New Roman" w:hAnsi="Arial" w:cs="Arial"/>
+          <w:kern w:val="0"/>
+          <w:lang w:eastAsia="en-IN"/>
+          <w14:ligatures w14:val="none"/>
+        </w:rPr>
+        <w:t xml:space="preserve"> Looked for missing blanks. Found empty spots in </w:t>
       </w:r>
       <w:r>
         <w:rPr>
@@ -187,23 +358,23 @@
           <w:lang w:eastAsia="en-IN"/>
           <w14:ligatures w14:val="none"/>
         </w:rPr>
-        <w:t>pandas</w:t>
-      </w:r>
-      <w:r>
-        <w:rPr>
-          <w:rFonts w:ascii="Arial" w:eastAsia="Times New Roman" w:hAnsi="Arial" w:cs="Arial"/>
-          <w:kern w:val="0"/>
-          <w:lang w:eastAsia="en-IN"/>
-          <w14:ligatures w14:val="none"/>
-        </w:rPr>
-        <w:t>. It splits your data into inputs (Features) and the answer you want to predict (Target).</w:t>
+        <w:t>Satisfaction_Score</w:t>
+      </w:r>
+      <w:r>
+        <w:rPr>
+          <w:rFonts w:ascii="Arial" w:eastAsia="Times New Roman" w:hAnsi="Arial" w:cs="Arial"/>
+          <w:kern w:val="0"/>
+          <w:lang w:eastAsia="en-IN"/>
+          <w14:ligatures w14:val="none"/>
+        </w:rPr>
+        <w:t>.</w:t>
       </w:r>
     </w:p>
     <w:p>
       <w:pPr>
         <w:numPr>
-          <w:ilvl w:val="0"/>
-          <w:numId w:val="6"/>
+          <w:ilvl w:val="1"/>
+          <w:numId w:val="10"/>
         </w:numPr>
         <w:spacing w:after="0" w:line="240" w:lineRule="auto"/>
         <w:rPr>
@@ -216,29 +387,66 @@
       <w:r>
         <w:rPr>
           <w:rFonts w:ascii="Arial" w:eastAsia="Times New Roman" w:hAnsi="Arial" w:cs="Arial"/>
+          <w:i/>
+          <w:iCs/>
+          <w:kern w:val="0"/>
+          <w:lang w:eastAsia="en-IN"/>
+          <w14:ligatures w14:val="none"/>
+        </w:rPr>
+        <w:t>Result:</w:t>
+      </w:r>
+      <w:r>
+        <w:rPr>
+          <w:rFonts w:ascii="Arial" w:eastAsia="Times New Roman" w:hAnsi="Arial" w:cs="Arial"/>
+          <w:kern w:val="0"/>
+          <w:lang w:eastAsia="en-IN"/>
+          <w14:ligatures w14:val="none"/>
+        </w:rPr>
+        <w:t xml:space="preserve"> Filled the blanks with the middle value (median) to keep calculations fair.</w:t>
+      </w:r>
+    </w:p>
+    <w:p>
+      <w:pPr>
+        <w:numPr>
+          <w:ilvl w:val="0"/>
+          <w:numId w:val="10"/>
+        </w:numPr>
+        <w:spacing w:after="0" w:line="240" w:lineRule="auto"/>
+        <w:rPr>
+          <w:rFonts w:ascii="Arial" w:eastAsia="Times New Roman" w:hAnsi="Arial" w:cs="Arial"/>
+          <w:kern w:val="0"/>
+          <w:lang w:eastAsia="en-IN"/>
+          <w14:ligatures w14:val="none"/>
+        </w:rPr>
+      </w:pPr>
+      <w:r>
+        <w:rPr>
+          <w:rFonts w:ascii="Arial" w:eastAsia="Times New Roman" w:hAnsi="Arial" w:cs="Arial"/>
           <w:b/>
           <w:bCs/>
           <w:kern w:val="0"/>
           <w:lang w:eastAsia="en-IN"/>
           <w14:ligatures w14:val="none"/>
         </w:rPr>
-        <w:t>Splits the Dataset:</w:t>
-      </w:r>
-      <w:r>
-        <w:rPr>
-          <w:rFonts w:ascii="Arial" w:eastAsia="Times New Roman" w:hAnsi="Arial" w:cs="Arial"/>
-          <w:kern w:val="0"/>
-          <w:lang w:eastAsia="en-IN"/>
-          <w14:ligatures w14:val="none"/>
-        </w:rPr>
-        <w:t xml:space="preserve"> It splits your data into two groups:</w:t>
+        <w:t>step</w:t>
+      </w:r>
+      <w:r>
+        <w:rPr>
+          <w:rFonts w:ascii="Arial" w:eastAsia="Times New Roman" w:hAnsi="Arial" w:cs="Arial"/>
+          <w:b/>
+          <w:bCs/>
+          <w:kern w:val="0"/>
+          <w:lang w:eastAsia="en-IN"/>
+          <w14:ligatures w14:val="none"/>
+        </w:rPr>
+        <w:t xml:space="preserve"> 3: Statistical Summary</w:t>
       </w:r>
     </w:p>
     <w:p>
       <w:pPr>
         <w:numPr>
           <w:ilvl w:val="1"/>
-          <w:numId w:val="6"/>
+          <w:numId w:val="10"/>
         </w:numPr>
         <w:spacing w:after="0" w:line="240" w:lineRule="auto"/>
         <w:rPr>
@@ -251,29 +459,101 @@
       <w:r>
         <w:rPr>
           <w:rFonts w:ascii="Arial" w:eastAsia="Times New Roman" w:hAnsi="Arial" w:cs="Arial"/>
+          <w:i/>
+          <w:iCs/>
+          <w:kern w:val="0"/>
+          <w:lang w:eastAsia="en-IN"/>
+          <w14:ligatures w14:val="none"/>
+        </w:rPr>
+        <w:t>What it did:</w:t>
+      </w:r>
+      <w:r>
+        <w:rPr>
+          <w:rFonts w:ascii="Arial" w:eastAsia="Times New Roman" w:hAnsi="Arial" w:cs="Arial"/>
+          <w:kern w:val="0"/>
+          <w:lang w:eastAsia="en-IN"/>
+          <w14:ligatures w14:val="none"/>
+        </w:rPr>
+        <w:t xml:space="preserve"> Calculated math basics like averages, highest values, and lowest values.</w:t>
+      </w:r>
+    </w:p>
+    <w:p>
+      <w:pPr>
+        <w:numPr>
+          <w:ilvl w:val="1"/>
+          <w:numId w:val="10"/>
+        </w:numPr>
+        <w:spacing w:after="0" w:line="240" w:lineRule="auto"/>
+        <w:rPr>
+          <w:rFonts w:ascii="Arial" w:eastAsia="Times New Roman" w:hAnsi="Arial" w:cs="Arial"/>
+          <w:kern w:val="0"/>
+          <w:lang w:eastAsia="en-IN"/>
+          <w14:ligatures w14:val="none"/>
+        </w:rPr>
+      </w:pPr>
+      <w:r>
+        <w:rPr>
+          <w:rFonts w:ascii="Arial" w:eastAsia="Times New Roman" w:hAnsi="Arial" w:cs="Arial"/>
+          <w:i/>
+          <w:iCs/>
+          <w:kern w:val="0"/>
+          <w:lang w:eastAsia="en-IN"/>
+          <w14:ligatures w14:val="none"/>
+        </w:rPr>
+        <w:t>Result:</w:t>
+      </w:r>
+      <w:r>
+        <w:rPr>
+          <w:rFonts w:ascii="Arial" w:eastAsia="Times New Roman" w:hAnsi="Arial" w:cs="Arial"/>
+          <w:kern w:val="0"/>
+          <w:lang w:eastAsia="en-IN"/>
+          <w14:ligatures w14:val="none"/>
+        </w:rPr>
+        <w:t xml:space="preserve"> Printed an easy-to-read table showing average income (~$60k) and average spend (~$250) in the terminal.</w:t>
+      </w:r>
+    </w:p>
+    <w:p>
+      <w:pPr>
+        <w:numPr>
+          <w:ilvl w:val="0"/>
+          <w:numId w:val="10"/>
+        </w:numPr>
+        <w:spacing w:after="0" w:line="240" w:lineRule="auto"/>
+        <w:rPr>
+          <w:rFonts w:ascii="Arial" w:eastAsia="Times New Roman" w:hAnsi="Arial" w:cs="Arial"/>
+          <w:kern w:val="0"/>
+          <w:lang w:eastAsia="en-IN"/>
+          <w14:ligatures w14:val="none"/>
+        </w:rPr>
+      </w:pPr>
+      <w:r>
+        <w:rPr>
+          <w:rFonts w:ascii="Arial" w:eastAsia="Times New Roman" w:hAnsi="Arial" w:cs="Arial"/>
           <w:b/>
           <w:bCs/>
           <w:kern w:val="0"/>
           <w:lang w:eastAsia="en-IN"/>
           <w14:ligatures w14:val="none"/>
         </w:rPr>
-        <w:t>70% Training data:</w:t>
-      </w:r>
-      <w:r>
-        <w:rPr>
-          <w:rFonts w:ascii="Arial" w:eastAsia="Times New Roman" w:hAnsi="Arial" w:cs="Arial"/>
-          <w:kern w:val="0"/>
-          <w:lang w:eastAsia="en-IN"/>
-          <w14:ligatures w14:val="none"/>
-        </w:rPr>
-        <w:t xml:space="preserve"> Used to teach the model.</w:t>
+        <w:t>step</w:t>
+      </w:r>
+      <w:r>
+        <w:rPr>
+          <w:rFonts w:ascii="Arial" w:eastAsia="Times New Roman" w:hAnsi="Arial" w:cs="Arial"/>
+          <w:b/>
+          <w:bCs/>
+          <w:kern w:val="0"/>
+          <w:lang w:eastAsia="en-IN"/>
+          <w14:ligatures w14:val="none"/>
+        </w:rPr>
+        <w:t xml:space="preserve"> 4: Group Analysis</w:t>
       </w:r>
     </w:p>
     <w:p>
       <w:pPr>
         <w:numPr>
           <w:ilvl w:val="1"/>
-          <w:numId w:val="6"/>
+          <w:numId w:val="10"/>
         </w:numPr>
         <w:spacing w:after="0" w:line="240" w:lineRule="auto"/>
         <w:rPr>
@@ -286,29 +566,101 @@
       <w:r>
         <w:rPr>
           <w:rFonts w:ascii="Arial" w:eastAsia="Times New Roman" w:hAnsi="Arial" w:cs="Arial"/>
+          <w:i/>
+          <w:iCs/>
+          <w:kern w:val="0"/>
+          <w:lang w:eastAsia="en-IN"/>
+          <w14:ligatures w14:val="none"/>
+        </w:rPr>
+        <w:t>What it did:</w:t>
+      </w:r>
+      <w:r>
+        <w:rPr>
+          <w:rFonts w:ascii="Arial" w:eastAsia="Times New Roman" w:hAnsi="Arial" w:cs="Arial"/>
+          <w:kern w:val="0"/>
+          <w:lang w:eastAsia="en-IN"/>
+          <w14:ligatures w14:val="none"/>
+        </w:rPr>
+        <w:t xml:space="preserve"> Split the sales numbers by product types (Electronics, Books, etc.).</w:t>
+      </w:r>
+    </w:p>
+    <w:p>
+      <w:pPr>
+        <w:numPr>
+          <w:ilvl w:val="1"/>
+          <w:numId w:val="10"/>
+        </w:numPr>
+        <w:spacing w:after="0" w:line="240" w:lineRule="auto"/>
+        <w:rPr>
+          <w:rFonts w:ascii="Arial" w:eastAsia="Times New Roman" w:hAnsi="Arial" w:cs="Arial"/>
+          <w:kern w:val="0"/>
+          <w:lang w:eastAsia="en-IN"/>
+          <w14:ligatures w14:val="none"/>
+        </w:rPr>
+      </w:pPr>
+      <w:r>
+        <w:rPr>
+          <w:rFonts w:ascii="Arial" w:eastAsia="Times New Roman" w:hAnsi="Arial" w:cs="Arial"/>
+          <w:i/>
+          <w:iCs/>
+          <w:kern w:val="0"/>
+          <w:lang w:eastAsia="en-IN"/>
+          <w14:ligatures w14:val="none"/>
+        </w:rPr>
+        <w:t>Result:</w:t>
+      </w:r>
+      <w:r>
+        <w:rPr>
+          <w:rFonts w:ascii="Arial" w:eastAsia="Times New Roman" w:hAnsi="Arial" w:cs="Arial"/>
+          <w:kern w:val="0"/>
+          <w:lang w:eastAsia="en-IN"/>
+          <w14:ligatures w14:val="none"/>
+        </w:rPr>
+        <w:t xml:space="preserve"> Identified which product categories bring in the highest average sales.</w:t>
+      </w:r>
+    </w:p>
+    <w:p>
+      <w:pPr>
+        <w:numPr>
+          <w:ilvl w:val="0"/>
+          <w:numId w:val="10"/>
+        </w:numPr>
+        <w:spacing w:after="0" w:line="240" w:lineRule="auto"/>
+        <w:rPr>
+          <w:rFonts w:ascii="Arial" w:eastAsia="Times New Roman" w:hAnsi="Arial" w:cs="Arial"/>
+          <w:kern w:val="0"/>
+          <w:lang w:eastAsia="en-IN"/>
+          <w14:ligatures w14:val="none"/>
+        </w:rPr>
+      </w:pPr>
+      <w:r>
+        <w:rPr>
+          <w:rFonts w:ascii="Arial" w:eastAsia="Times New Roman" w:hAnsi="Arial" w:cs="Arial"/>
           <w:b/>
           <w:bCs/>
           <w:kern w:val="0"/>
           <w:lang w:eastAsia="en-IN"/>
           <w14:ligatures w14:val="none"/>
         </w:rPr>
-        <w:t>30% Testing data:</w:t>
-      </w:r>
-      <w:r>
-        <w:rPr>
-          <w:rFonts w:ascii="Arial" w:eastAsia="Times New Roman" w:hAnsi="Arial" w:cs="Arial"/>
-          <w:kern w:val="0"/>
-          <w:lang w:eastAsia="en-IN"/>
-          <w14:ligatures w14:val="none"/>
-        </w:rPr>
-        <w:t xml:space="preserve"> Hidden from the model, used later to check if it actually learned.</w:t>
+        <w:t>step</w:t>
+      </w:r>
+      <w:r>
+        <w:rPr>
+          <w:rFonts w:ascii="Arial" w:eastAsia="Times New Roman" w:hAnsi="Arial" w:cs="Arial"/>
+          <w:b/>
+          <w:bCs/>
+          <w:kern w:val="0"/>
+          <w:lang w:eastAsia="en-IN"/>
+          <w14:ligatures w14:val="none"/>
+        </w:rPr>
+        <w:t xml:space="preserve"> 5: Visual Output (Images)</w:t>
       </w:r>
     </w:p>
     <w:p>
       <w:pPr>
         <w:numPr>
-          <w:ilvl w:val="0"/>
-          <w:numId w:val="6"/>
+          <w:ilvl w:val="1"/>
+          <w:numId w:val="10"/>
         </w:numPr>
         <w:spacing w:after="0" w:line="240" w:lineRule="auto"/>
         <w:rPr>
@@ -321,23 +673,128 @@
       <w:r>
         <w:rPr>
           <w:rFonts w:ascii="Arial" w:eastAsia="Times New Roman" w:hAnsi="Arial" w:cs="Arial"/>
+          <w:i/>
+          <w:iCs/>
+          <w:kern w:val="0"/>
+          <w:lang w:eastAsia="en-IN"/>
+          <w14:ligatures w14:val="none"/>
+        </w:rPr>
+        <w:t>What it did:</w:t>
+      </w:r>
+      <w:r>
+        <w:rPr>
+          <w:rFonts w:ascii="Arial" w:eastAsia="Times New Roman" w:hAnsi="Arial" w:cs="Arial"/>
+          <w:kern w:val="0"/>
+          <w:lang w:eastAsia="en-IN"/>
+          <w14:ligatures w14:val="none"/>
+        </w:rPr>
+        <w:t xml:space="preserve"> Created and saved two clear picture charts.</w:t>
+      </w:r>
+    </w:p>
+    <w:p>
+      <w:pPr>
+        <w:numPr>
+          <w:ilvl w:val="1"/>
+          <w:numId w:val="10"/>
+        </w:numPr>
+        <w:spacing w:after="0" w:line="240" w:lineRule="auto"/>
+        <w:rPr>
+          <w:rFonts w:ascii="Arial" w:eastAsia="Times New Roman" w:hAnsi="Arial" w:cs="Arial"/>
+          <w:kern w:val="0"/>
+          <w:lang w:eastAsia="en-IN"/>
+          <w14:ligatures w14:val="none"/>
+        </w:rPr>
+      </w:pPr>
+      <w:r>
+        <w:rPr>
+          <w:rFonts w:ascii="Arial" w:eastAsia="Times New Roman" w:hAnsi="Arial" w:cs="Arial"/>
+          <w:i/>
+          <w:iCs/>
+          <w:kern w:val="0"/>
+          <w:lang w:eastAsia="en-IN"/>
+          <w14:ligatures w14:val="none"/>
+        </w:rPr>
+        <w:t>Result:</w:t>
+      </w:r>
+      <w:r>
+        <w:rPr>
+          <w:rFonts w:ascii="Arial" w:eastAsia="Times New Roman" w:hAnsi="Arial" w:cs="Arial"/>
+          <w:kern w:val="0"/>
+          <w:lang w:eastAsia="en-IN"/>
+          <w14:ligatures w14:val="none"/>
+        </w:rPr>
+        <w:t xml:space="preserve"> Saved </w:t>
+      </w:r>
+      <w:r>
+        <w:rPr>
+          <w:rFonts w:ascii="Courier New" w:eastAsia="Times New Roman" w:hAnsi="Courier New" w:cs="Courier New"/>
+          <w:kern w:val="0"/>
+          <w:sz w:val="21"/>
+          <w:szCs w:val="21"/>
+          <w:lang w:eastAsia="en-IN"/>
+          <w14:ligatures w14:val="none"/>
+        </w:rPr>
+        <w:t>sales_distributions.png</w:t>
+      </w:r>
+      <w:r>
+        <w:rPr>
+          <w:rFonts w:ascii="Arial" w:eastAsia="Times New Roman" w:hAnsi="Arial" w:cs="Arial"/>
+          <w:kern w:val="0"/>
+          <w:lang w:eastAsia="en-IN"/>
+          <w14:ligatures w14:val="none"/>
+        </w:rPr>
+        <w:t xml:space="preserve"> and </w:t>
+      </w:r>
+      <w:r>
+        <w:rPr>
+          <w:rFonts w:ascii="Courier New" w:eastAsia="Times New Roman" w:hAnsi="Courier New" w:cs="Courier New"/>
+          <w:kern w:val="0"/>
+          <w:sz w:val="21"/>
+          <w:szCs w:val="21"/>
+          <w:lang w:eastAsia="en-IN"/>
+          <w14:ligatures w14:val="none"/>
+        </w:rPr>
+        <w:t>correlation_heatmap.png</w:t>
+      </w:r>
+      <w:r>
+        <w:rPr>
+          <w:rFonts w:ascii="Arial" w:eastAsia="Times New Roman" w:hAnsi="Arial" w:cs="Arial"/>
+          <w:kern w:val="0"/>
+          <w:lang w:eastAsia="en-IN"/>
+          <w14:ligatures w14:val="none"/>
+        </w:rPr>
+        <w:t xml:space="preserve"> to your computer.</w:t>
+      </w:r>
+    </w:p>
+    <w:p>
+      <w:pPr>
+        <w:spacing w:after="0" w:line="240" w:lineRule="auto"/>
+        <w:rPr>
+          <w:rFonts w:ascii="Arial" w:eastAsia="Times New Roman" w:hAnsi="Arial" w:cs="Arial"/>
           <w:b/>
           <w:bCs/>
           <w:kern w:val="0"/>
-          <w:lang w:eastAsia="en-IN"/>
-          <w14:ligatures w14:val="none"/>
-        </w:rPr>
-        <w:t>Trains the Model:</w:t>
-      </w:r>
-      <w:r>
-        <w:rPr>
-          <w:rFonts w:ascii="Arial" w:eastAsia="Times New Roman" w:hAnsi="Arial" w:cs="Arial"/>
-          <w:kern w:val="0"/>
-          <w:lang w:eastAsia="en-IN"/>
-          <w14:ligatures w14:val="none"/>
-        </w:rPr>
-        <w:t xml:space="preserve"> It creates a </w:t>
-      </w:r>
+          <w:sz w:val="30"/>
+          <w:szCs w:val="30"/>
+          <w:lang w:eastAsia="en-IN"/>
+          <w14:ligatures w14:val="none"/>
+        </w:rPr>
+      </w:pPr>
+    </w:p>
+    <w:p>
+      <w:pPr>
+        <w:numPr>
+          <w:ilvl w:val="0"/>
+          <w:numId w:val="11"/>
+        </w:numPr>
+        <w:spacing w:after="0" w:line="240" w:lineRule="auto"/>
+        <w:rPr>
+          <w:rFonts w:ascii="Arial" w:eastAsia="Times New Roman" w:hAnsi="Arial" w:cs="Arial"/>
+          <w:kern w:val="0"/>
+          <w:lang w:eastAsia="en-IN"/>
+          <w14:ligatures w14:val="none"/>
+        </w:rPr>
+      </w:pPr>
       <w:r>
         <w:rPr>
           <w:rFonts w:ascii="Arial" w:eastAsia="Times New Roman" w:hAnsi="Arial" w:cs="Arial"/>
@@ -347,23 +804,14 @@
           <w:lang w:eastAsia="en-IN"/>
           <w14:ligatures w14:val="none"/>
         </w:rPr>
-        <w:t>Random Forest Classifier</w:t>
-      </w:r>
-      <w:r>
-        <w:rPr>
-          <w:rFonts w:ascii="Arial" w:eastAsia="Times New Roman" w:hAnsi="Arial" w:cs="Arial"/>
-          <w:kern w:val="0"/>
-          <w:lang w:eastAsia="en-IN"/>
-          <w14:ligatures w14:val="none"/>
-        </w:rPr>
-        <w:t xml:space="preserve"> (an AI decision-maker) and lets it study the training data to find patterns.</w:t>
+        <w:t>What is EDA?</w:t>
       </w:r>
     </w:p>
     <w:p>
       <w:pPr>
         <w:numPr>
-          <w:ilvl w:val="0"/>
-          <w:numId w:val="6"/>
+          <w:ilvl w:val="1"/>
+          <w:numId w:val="11"/>
         </w:numPr>
         <w:spacing w:after="0" w:line="240" w:lineRule="auto"/>
         <w:rPr>
@@ -376,29 +824,44 @@
       <w:r>
         <w:rPr>
           <w:rFonts w:ascii="Arial" w:eastAsia="Times New Roman" w:hAnsi="Arial" w:cs="Arial"/>
+          <w:kern w:val="0"/>
+          <w:lang w:eastAsia="en-IN"/>
+          <w14:ligatures w14:val="none"/>
+        </w:rPr>
+        <w:t>Exploratory Data Analysis (EDA) simply means "looking at data before making assumptions." It is like exploring a new city with a map before booking a hotel. You look for the busiest streets (trends) and sketchy areas (errors).</w:t>
+      </w:r>
+    </w:p>
+    <w:p>
+      <w:pPr>
+        <w:numPr>
+          <w:ilvl w:val="0"/>
+          <w:numId w:val="11"/>
+        </w:numPr>
+        <w:spacing w:after="0" w:line="240" w:lineRule="auto"/>
+        <w:rPr>
+          <w:rFonts w:ascii="Arial" w:eastAsia="Times New Roman" w:hAnsi="Arial" w:cs="Arial"/>
+          <w:kern w:val="0"/>
+          <w:lang w:eastAsia="en-IN"/>
+          <w14:ligatures w14:val="none"/>
+        </w:rPr>
+      </w:pPr>
+      <w:r>
+        <w:rPr>
+          <w:rFonts w:ascii="Arial" w:eastAsia="Times New Roman" w:hAnsi="Arial" w:cs="Arial"/>
           <w:b/>
           <w:bCs/>
           <w:kern w:val="0"/>
           <w:lang w:eastAsia="en-IN"/>
           <w14:ligatures w14:val="none"/>
         </w:rPr>
-        <w:t>Prints Results to Terminal:</w:t>
-      </w:r>
-      <w:r>
-        <w:rPr>
-          <w:rFonts w:ascii="Arial" w:eastAsia="Times New Roman" w:hAnsi="Arial" w:cs="Arial"/>
-          <w:kern w:val="0"/>
-          <w:lang w:eastAsia="en-IN"/>
-          <w14:ligatures w14:val="none"/>
-        </w:rPr>
-        <w:t xml:space="preserve"> It tests the model on the remaining 30% of data and prints out how accurate it is directly on your screen.</w:t>
+        <w:t>Why do we clean data?</w:t>
       </w:r>
     </w:p>
     <w:p>
       <w:pPr>
         <w:numPr>
-          <w:ilvl w:val="0"/>
-          <w:numId w:val="6"/>
+          <w:ilvl w:val="1"/>
+          <w:numId w:val="11"/>
         </w:numPr>
         <w:spacing w:after="0" w:line="240" w:lineRule="auto"/>
         <w:rPr>
@@ -411,634 +874,235 @@
       <w:r>
         <w:rPr>
           <w:rFonts w:ascii="Arial" w:eastAsia="Times New Roman" w:hAnsi="Arial" w:cs="Arial"/>
+          <w:kern w:val="0"/>
+          <w:lang w:eastAsia="en-IN"/>
+          <w14:ligatures w14:val="none"/>
+        </w:rPr>
+        <w:t>If you input garbage data, you get garbage results out. Missing values or random typos throw off math averages. Cleaning ensures your conclusions are accurate.</w:t>
+      </w:r>
+    </w:p>
+    <w:p>
+      <w:pPr>
+        <w:numPr>
+          <w:ilvl w:val="0"/>
+          <w:numId w:val="11"/>
+        </w:numPr>
+        <w:spacing w:after="0" w:line="240" w:lineRule="auto"/>
+        <w:rPr>
+          <w:rFonts w:ascii="Arial" w:eastAsia="Times New Roman" w:hAnsi="Arial" w:cs="Arial"/>
+          <w:kern w:val="0"/>
+          <w:lang w:eastAsia="en-IN"/>
+          <w14:ligatures w14:val="none"/>
+        </w:rPr>
+      </w:pPr>
+      <w:r>
+        <w:rPr>
+          <w:rFonts w:ascii="Arial" w:eastAsia="Times New Roman" w:hAnsi="Arial" w:cs="Arial"/>
           <w:b/>
           <w:bCs/>
           <w:kern w:val="0"/>
           <w:lang w:eastAsia="en-IN"/>
           <w14:ligatures w14:val="none"/>
         </w:rPr>
-        <w:t>Saves Result Images:</w:t>
-      </w:r>
-      <w:r>
-        <w:rPr>
-          <w:rFonts w:ascii="Arial" w:eastAsia="Times New Roman" w:hAnsi="Arial" w:cs="Arial"/>
-          <w:kern w:val="0"/>
-          <w:lang w:eastAsia="en-IN"/>
-          <w14:ligatures w14:val="none"/>
-        </w:rPr>
-        <w:t xml:space="preserve"> It creates and saves two pictures (</w:t>
-      </w:r>
-      <w:r>
-        <w:rPr>
-          <w:rFonts w:ascii="Courier New" w:eastAsia="Times New Roman" w:hAnsi="Courier New" w:cs="Courier New"/>
-          <w:kern w:val="0"/>
-          <w:sz w:val="21"/>
-          <w:szCs w:val="21"/>
-          <w:lang w:eastAsia="en-IN"/>
-          <w14:ligatures w14:val="none"/>
-        </w:rPr>
-        <w:t>confusion_matrix.png</w:t>
-      </w:r>
-      <w:r>
-        <w:rPr>
-          <w:rFonts w:ascii="Arial" w:eastAsia="Times New Roman" w:hAnsi="Arial" w:cs="Arial"/>
-          <w:kern w:val="0"/>
-          <w:lang w:eastAsia="en-IN"/>
-          <w14:ligatures w14:val="none"/>
-        </w:rPr>
-        <w:t xml:space="preserve"> and </w:t>
-      </w:r>
-      <w:r>
-        <w:rPr>
-          <w:rFonts w:ascii="Courier New" w:eastAsia="Times New Roman" w:hAnsi="Courier New" w:cs="Courier New"/>
-          <w:kern w:val="0"/>
-          <w:sz w:val="21"/>
-          <w:szCs w:val="21"/>
-          <w:lang w:eastAsia="en-IN"/>
-          <w14:ligatures w14:val="none"/>
-        </w:rPr>
-        <w:t>roc_curve.png</w:t>
-      </w:r>
-      <w:r>
-        <w:rPr>
-          <w:rFonts w:ascii="Arial" w:eastAsia="Times New Roman" w:hAnsi="Arial" w:cs="Arial"/>
-          <w:kern w:val="0"/>
-          <w:lang w:eastAsia="en-IN"/>
-          <w14:ligatures w14:val="none"/>
-        </w:rPr>
-        <w:t>) directly into your project folder so you can visually check the model's quality.</w:t>
+        <w:t>What are Distributions?</w:t>
+      </w:r>
+    </w:p>
+    <w:p>
+      <w:pPr>
+        <w:numPr>
+          <w:ilvl w:val="1"/>
+          <w:numId w:val="11"/>
+        </w:numPr>
+        <w:spacing w:after="0" w:line="240" w:lineRule="auto"/>
+        <w:rPr>
+          <w:rFonts w:ascii="Arial" w:eastAsia="Times New Roman" w:hAnsi="Arial" w:cs="Arial"/>
+          <w:kern w:val="0"/>
+          <w:lang w:eastAsia="en-IN"/>
+          <w14:ligatures w14:val="none"/>
+        </w:rPr>
+      </w:pPr>
+      <w:r>
+        <w:rPr>
+          <w:rFonts w:ascii="Arial" w:eastAsia="Times New Roman" w:hAnsi="Arial" w:cs="Arial"/>
+          <w:kern w:val="0"/>
+          <w:lang w:eastAsia="en-IN"/>
+          <w14:ligatures w14:val="none"/>
+        </w:rPr>
+        <w:t>A distribution is just a shape that shows how often things happen. For example, do most people spend $50, or do they spend $500? A histogram chart shows you where most people cluster.</w:t>
+      </w:r>
+    </w:p>
+    <w:p>
+      <w:pPr>
+        <w:numPr>
+          <w:ilvl w:val="0"/>
+          <w:numId w:val="11"/>
+        </w:numPr>
+        <w:spacing w:after="0" w:line="240" w:lineRule="auto"/>
+        <w:rPr>
+          <w:rFonts w:ascii="Arial" w:eastAsia="Times New Roman" w:hAnsi="Arial" w:cs="Arial"/>
+          <w:kern w:val="0"/>
+          <w:lang w:eastAsia="en-IN"/>
+          <w14:ligatures w14:val="none"/>
+        </w:rPr>
+      </w:pPr>
+      <w:r>
+        <w:rPr>
+          <w:rFonts w:ascii="Arial" w:eastAsia="Times New Roman" w:hAnsi="Arial" w:cs="Arial"/>
+          <w:b/>
+          <w:bCs/>
+          <w:kern w:val="0"/>
+          <w:lang w:eastAsia="en-IN"/>
+          <w14:ligatures w14:val="none"/>
+        </w:rPr>
+        <w:t>What is Correlation?</w:t>
+      </w:r>
+    </w:p>
+    <w:p>
+      <w:pPr>
+        <w:numPr>
+          <w:ilvl w:val="1"/>
+          <w:numId w:val="11"/>
+        </w:numPr>
+        <w:spacing w:after="0" w:line="240" w:lineRule="auto"/>
+        <w:rPr>
+          <w:rFonts w:ascii="Arial" w:eastAsia="Times New Roman" w:hAnsi="Arial" w:cs="Arial"/>
+          <w:kern w:val="0"/>
+          <w:lang w:eastAsia="en-IN"/>
+          <w14:ligatures w14:val="none"/>
+        </w:rPr>
+      </w:pPr>
+      <w:r>
+        <w:rPr>
+          <w:rFonts w:ascii="Arial" w:eastAsia="Times New Roman" w:hAnsi="Arial" w:cs="Arial"/>
+          <w:kern w:val="0"/>
+          <w:lang w:eastAsia="en-IN"/>
+          <w14:ligatures w14:val="none"/>
+        </w:rPr>
+        <w:t>Correlation checks if two things move together.</w:t>
+      </w:r>
+    </w:p>
+    <w:p>
+      <w:pPr>
+        <w:numPr>
+          <w:ilvl w:val="1"/>
+          <w:numId w:val="11"/>
+        </w:numPr>
+        <w:spacing w:after="0" w:line="240" w:lineRule="auto"/>
+        <w:rPr>
+          <w:rFonts w:ascii="Arial" w:eastAsia="Times New Roman" w:hAnsi="Arial" w:cs="Arial"/>
+          <w:kern w:val="0"/>
+          <w:lang w:eastAsia="en-IN"/>
+          <w14:ligatures w14:val="none"/>
+        </w:rPr>
+      </w:pPr>
+      <w:r>
+        <w:rPr>
+          <w:rFonts w:ascii="Arial" w:eastAsia="Times New Roman" w:hAnsi="Arial" w:cs="Arial"/>
+          <w:i/>
+          <w:iCs/>
+          <w:kern w:val="0"/>
+          <w:lang w:eastAsia="en-IN"/>
+          <w14:ligatures w14:val="none"/>
+        </w:rPr>
+        <w:t>Positive Correlation:</w:t>
+      </w:r>
+      <w:r>
+        <w:rPr>
+          <w:rFonts w:ascii="Arial" w:eastAsia="Times New Roman" w:hAnsi="Arial" w:cs="Arial"/>
+          <w:kern w:val="0"/>
+          <w:lang w:eastAsia="en-IN"/>
+          <w14:ligatures w14:val="none"/>
+        </w:rPr>
+        <w:t xml:space="preserve"> As income goes up, spending goes up (they move together).</w:t>
+      </w:r>
+    </w:p>
+    <w:p>
+      <w:pPr>
+        <w:numPr>
+          <w:ilvl w:val="1"/>
+          <w:numId w:val="11"/>
+        </w:numPr>
+        <w:spacing w:after="0" w:line="240" w:lineRule="auto"/>
+        <w:rPr>
+          <w:rFonts w:ascii="Arial" w:eastAsia="Times New Roman" w:hAnsi="Arial" w:cs="Arial"/>
+          <w:kern w:val="0"/>
+          <w:lang w:eastAsia="en-IN"/>
+          <w14:ligatures w14:val="none"/>
+        </w:rPr>
+      </w:pPr>
+      <w:r>
+        <w:rPr>
+          <w:rFonts w:ascii="Arial" w:eastAsia="Times New Roman" w:hAnsi="Arial" w:cs="Arial"/>
+          <w:i/>
+          <w:iCs/>
+          <w:kern w:val="0"/>
+          <w:lang w:eastAsia="en-IN"/>
+          <w14:ligatures w14:val="none"/>
+        </w:rPr>
+        <w:t>Negative Correlation:</w:t>
+      </w:r>
+      <w:r>
+        <w:rPr>
+          <w:rFonts w:ascii="Arial" w:eastAsia="Times New Roman" w:hAnsi="Arial" w:cs="Arial"/>
+          <w:kern w:val="0"/>
+          <w:lang w:eastAsia="en-IN"/>
+          <w14:ligatures w14:val="none"/>
+        </w:rPr>
+        <w:t xml:space="preserve"> As product price goes up, sales numbers go down (one goes up, one goes down).</w:t>
+      </w:r>
+    </w:p>
+    <w:p>
+      <w:pPr>
+        <w:numPr>
+          <w:ilvl w:val="1"/>
+          <w:numId w:val="11"/>
+        </w:numPr>
+        <w:spacing w:after="0" w:line="240" w:lineRule="auto"/>
+        <w:rPr>
+          <w:rFonts w:ascii="Arial" w:eastAsia="Times New Roman" w:hAnsi="Arial" w:cs="Arial"/>
+          <w:kern w:val="0"/>
+          <w:lang w:eastAsia="en-IN"/>
+          <w14:ligatures w14:val="none"/>
+        </w:rPr>
+      </w:pPr>
+      <w:r>
+        <w:rPr>
+          <w:rFonts w:ascii="Arial" w:eastAsia="Times New Roman" w:hAnsi="Arial" w:cs="Arial"/>
+          <w:i/>
+          <w:iCs/>
+          <w:kern w:val="0"/>
+          <w:lang w:eastAsia="en-IN"/>
+          <w14:ligatures w14:val="none"/>
+        </w:rPr>
+        <w:t>Zero Correlation:</w:t>
+      </w:r>
+      <w:r>
+        <w:rPr>
+          <w:rFonts w:ascii="Arial" w:eastAsia="Times New Roman" w:hAnsi="Arial" w:cs="Arial"/>
+          <w:kern w:val="0"/>
+          <w:lang w:eastAsia="en-IN"/>
+          <w14:ligatures w14:val="none"/>
+        </w:rPr>
+        <w:t xml:space="preserve"> Customer age has nothing to do with their favorite color (no link at all).</w:t>
       </w:r>
     </w:p>
     <w:p/>
     <w:p>
-      <w:pPr>
-        <w:spacing w:after="0" w:line="240" w:lineRule="auto"/>
-        <w:rPr>
-          <w:rFonts w:ascii="Arial" w:eastAsia="Times New Roman" w:hAnsi="Arial" w:cs="Arial"/>
-          <w:b/>
-          <w:bCs/>
-          <w:kern w:val="0"/>
-          <w:sz w:val="30"/>
-          <w:szCs w:val="30"/>
-          <w:lang w:eastAsia="en-IN"/>
-          <w14:ligatures w14:val="none"/>
-        </w:rPr>
-      </w:pPr>
-      <w:r>
-        <w:rPr>
-          <w:rFonts w:ascii="Arial" w:eastAsia="Times New Roman" w:hAnsi="Arial" w:cs="Arial"/>
-          <w:b/>
-          <w:bCs/>
-          <w:kern w:val="0"/>
-          <w:sz w:val="30"/>
-          <w:szCs w:val="30"/>
-          <w:lang w:eastAsia="en-IN"/>
-          <w14:ligatures w14:val="none"/>
-        </w:rPr>
-        <w:t>1. What is a Random Forest?</w:t>
+      <w:r>
+        <w:lastRenderedPageBreak/>
+        <w:t xml:space="preserve">Output: </w:t>
       </w:r>
     </w:p>
     <w:p>
-      <w:pPr>
-        <w:spacing w:after="0" w:line="240" w:lineRule="auto"/>
-        <w:rPr>
-          <w:rFonts w:ascii="Arial" w:eastAsia="Times New Roman" w:hAnsi="Arial" w:cs="Arial"/>
-          <w:kern w:val="0"/>
-          <w:lang w:eastAsia="en-IN"/>
-          <w14:ligatures w14:val="none"/>
-        </w:rPr>
-      </w:pPr>
-      <w:r>
-        <w:rPr>
-          <w:rFonts w:ascii="Arial" w:eastAsia="Times New Roman" w:hAnsi="Arial" w:cs="Arial"/>
-          <w:kern w:val="0"/>
-          <w:lang w:eastAsia="en-IN"/>
-          <w14:ligatures w14:val="none"/>
-        </w:rPr>
-        <w:t xml:space="preserve">Imagine you have a difficult question and ask </w:t>
-      </w:r>
-      <w:r>
-        <w:rPr>
-          <w:rFonts w:ascii="Arial" w:eastAsia="Times New Roman" w:hAnsi="Arial" w:cs="Arial"/>
-          <w:b/>
-          <w:bCs/>
-          <w:kern w:val="0"/>
-          <w:lang w:eastAsia="en-IN"/>
-          <w14:ligatures w14:val="none"/>
-        </w:rPr>
-        <w:t>one</w:t>
-      </w:r>
-      <w:r>
-        <w:rPr>
-          <w:rFonts w:ascii="Arial" w:eastAsia="Times New Roman" w:hAnsi="Arial" w:cs="Arial"/>
-          <w:kern w:val="0"/>
-          <w:lang w:eastAsia="en-IN"/>
-          <w14:ligatures w14:val="none"/>
-        </w:rPr>
-        <w:t xml:space="preserve"> person for advice. They might be wrong. Now, imagine you ask a </w:t>
-      </w:r>
-      <w:r>
-        <w:rPr>
-          <w:rFonts w:ascii="Arial" w:eastAsia="Times New Roman" w:hAnsi="Arial" w:cs="Arial"/>
-          <w:b/>
-          <w:bCs/>
-          <w:kern w:val="0"/>
-          <w:lang w:eastAsia="en-IN"/>
-          <w14:ligatures w14:val="none"/>
-        </w:rPr>
-        <w:t>forest (crowd) of 100 experts</w:t>
-      </w:r>
-      <w:r>
-        <w:rPr>
-          <w:rFonts w:ascii="Arial" w:eastAsia="Times New Roman" w:hAnsi="Arial" w:cs="Arial"/>
-          <w:kern w:val="0"/>
-          <w:lang w:eastAsia="en-IN"/>
-          <w14:ligatures w14:val="none"/>
-        </w:rPr>
-        <w:t>, and they all vote on the final answer.</w:t>
-      </w:r>
-    </w:p>
-    <w:p>
-      <w:pPr>
-        <w:numPr>
-          <w:ilvl w:val="0"/>
-          <w:numId w:val="7"/>
-        </w:numPr>
-        <w:spacing w:after="0" w:line="240" w:lineRule="auto"/>
-        <w:rPr>
-          <w:rFonts w:ascii="Arial" w:eastAsia="Times New Roman" w:hAnsi="Arial" w:cs="Arial"/>
-          <w:kern w:val="0"/>
-          <w:lang w:eastAsia="en-IN"/>
-          <w14:ligatures w14:val="none"/>
-        </w:rPr>
-      </w:pPr>
-      <w:r>
-        <w:rPr>
-          <w:rFonts w:ascii="Arial" w:eastAsia="Times New Roman" w:hAnsi="Arial" w:cs="Arial"/>
-          <w:kern w:val="0"/>
-          <w:lang w:eastAsia="en-IN"/>
-          <w14:ligatures w14:val="none"/>
-        </w:rPr>
-        <w:t xml:space="preserve">In Machine Learning, a </w:t>
-      </w:r>
-      <w:r>
-        <w:rPr>
-          <w:rFonts w:ascii="Arial" w:eastAsia="Times New Roman" w:hAnsi="Arial" w:cs="Arial"/>
-          <w:b/>
-          <w:bCs/>
-          <w:kern w:val="0"/>
-          <w:lang w:eastAsia="en-IN"/>
-          <w14:ligatures w14:val="none"/>
-        </w:rPr>
-        <w:t>Decision Tree</w:t>
-      </w:r>
-      <w:r>
-        <w:rPr>
-          <w:rFonts w:ascii="Arial" w:eastAsia="Times New Roman" w:hAnsi="Arial" w:cs="Arial"/>
-          <w:kern w:val="0"/>
-          <w:lang w:eastAsia="en-IN"/>
-          <w14:ligatures w14:val="none"/>
-        </w:rPr>
-        <w:t xml:space="preserve"> is a single expert following a list of "yes/no" rules.</w:t>
-      </w:r>
-    </w:p>
-    <w:p>
-      <w:pPr>
-        <w:numPr>
-          <w:ilvl w:val="0"/>
-          <w:numId w:val="7"/>
-        </w:numPr>
-        <w:spacing w:after="0" w:line="240" w:lineRule="auto"/>
-        <w:rPr>
-          <w:rFonts w:ascii="Arial" w:eastAsia="Times New Roman" w:hAnsi="Arial" w:cs="Arial"/>
-          <w:kern w:val="0"/>
-          <w:lang w:eastAsia="en-IN"/>
-          <w14:ligatures w14:val="none"/>
-        </w:rPr>
-      </w:pPr>
-      <w:r>
-        <w:rPr>
-          <w:rFonts w:ascii="Arial" w:eastAsia="Times New Roman" w:hAnsi="Arial" w:cs="Arial"/>
-          <w:kern w:val="0"/>
-          <w:lang w:eastAsia="en-IN"/>
-          <w14:ligatures w14:val="none"/>
-        </w:rPr>
-        <w:t xml:space="preserve">A </w:t>
-      </w:r>
-      <w:r>
-        <w:rPr>
-          <w:rFonts w:ascii="Arial" w:eastAsia="Times New Roman" w:hAnsi="Arial" w:cs="Arial"/>
-          <w:b/>
-          <w:bCs/>
-          <w:kern w:val="0"/>
-          <w:lang w:eastAsia="en-IN"/>
-          <w14:ligatures w14:val="none"/>
-        </w:rPr>
-        <w:t>Random Forest</w:t>
-      </w:r>
-      <w:r>
-        <w:rPr>
-          <w:rFonts w:ascii="Arial" w:eastAsia="Times New Roman" w:hAnsi="Arial" w:cs="Arial"/>
-          <w:kern w:val="0"/>
-          <w:lang w:eastAsia="en-IN"/>
-          <w14:ligatures w14:val="none"/>
-        </w:rPr>
-        <w:t xml:space="preserve"> combines 100 different decision trees together. The model chooses the answer that gets the most votes, making it incredibly accurate and stable.</w:t>
-      </w:r>
-    </w:p>
-    <w:p>
-      <w:pPr>
-        <w:spacing w:after="0" w:line="240" w:lineRule="auto"/>
-        <w:rPr>
-          <w:rFonts w:ascii="Arial" w:eastAsia="Times New Roman" w:hAnsi="Arial" w:cs="Arial"/>
-          <w:b/>
-          <w:bCs/>
-          <w:kern w:val="0"/>
-          <w:sz w:val="30"/>
-          <w:szCs w:val="30"/>
-          <w:lang w:eastAsia="en-IN"/>
-          <w14:ligatures w14:val="none"/>
-        </w:rPr>
-      </w:pPr>
-      <w:r>
-        <w:rPr>
-          <w:rFonts w:ascii="Arial" w:eastAsia="Times New Roman" w:hAnsi="Arial" w:cs="Arial"/>
-          <w:b/>
-          <w:bCs/>
-          <w:kern w:val="0"/>
-          <w:sz w:val="30"/>
-          <w:szCs w:val="30"/>
-          <w:lang w:eastAsia="en-IN"/>
-          <w14:ligatures w14:val="none"/>
-        </w:rPr>
-        <w:t>2. What is a Confusion Matrix?</w:t>
-      </w:r>
-    </w:p>
-    <w:p>
-      <w:pPr>
-        <w:spacing w:after="0" w:line="240" w:lineRule="auto"/>
-        <w:rPr>
-          <w:rFonts w:ascii="Arial" w:eastAsia="Times New Roman" w:hAnsi="Arial" w:cs="Arial"/>
-          <w:kern w:val="0"/>
-          <w:lang w:eastAsia="en-IN"/>
-          <w14:ligatures w14:val="none"/>
-        </w:rPr>
-      </w:pPr>
-      <w:r>
-        <w:rPr>
-          <w:rFonts w:ascii="Arial" w:eastAsia="Times New Roman" w:hAnsi="Arial" w:cs="Arial"/>
-          <w:kern w:val="0"/>
-          <w:lang w:eastAsia="en-IN"/>
-          <w14:ligatures w14:val="none"/>
-        </w:rPr>
-        <w:t>It is a simple grid table that acts like a scorecard for your model. It shows exactly where the model succeeded and where it got confused:</w:t>
-      </w:r>
-    </w:p>
-    <w:p>
-      <w:pPr>
-        <w:numPr>
-          <w:ilvl w:val="0"/>
-          <w:numId w:val="8"/>
-        </w:numPr>
-        <w:spacing w:after="0" w:line="240" w:lineRule="auto"/>
-        <w:rPr>
-          <w:rFonts w:ascii="Arial" w:eastAsia="Times New Roman" w:hAnsi="Arial" w:cs="Arial"/>
-          <w:kern w:val="0"/>
-          <w:lang w:eastAsia="en-IN"/>
-          <w14:ligatures w14:val="none"/>
-        </w:rPr>
-      </w:pPr>
-      <w:r>
-        <w:rPr>
-          <w:rFonts w:ascii="Arial" w:eastAsia="Times New Roman" w:hAnsi="Arial" w:cs="Arial"/>
-          <w:b/>
-          <w:bCs/>
-          <w:kern w:val="0"/>
-          <w:lang w:eastAsia="en-IN"/>
-          <w14:ligatures w14:val="none"/>
-        </w:rPr>
-        <w:t>True Positive / Negative:</w:t>
-      </w:r>
-      <w:r>
-        <w:rPr>
-          <w:rFonts w:ascii="Arial" w:eastAsia="Times New Roman" w:hAnsi="Arial" w:cs="Arial"/>
-          <w:kern w:val="0"/>
-          <w:lang w:eastAsia="en-IN"/>
-          <w14:ligatures w14:val="none"/>
-        </w:rPr>
-        <w:t xml:space="preserve"> The model guessed correctly.</w:t>
-      </w:r>
-    </w:p>
-    <w:p>
-      <w:pPr>
-        <w:numPr>
-          <w:ilvl w:val="0"/>
-          <w:numId w:val="8"/>
-        </w:numPr>
-        <w:spacing w:after="0" w:line="240" w:lineRule="auto"/>
-        <w:rPr>
-          <w:rFonts w:ascii="Arial" w:eastAsia="Times New Roman" w:hAnsi="Arial" w:cs="Arial"/>
-          <w:kern w:val="0"/>
-          <w:lang w:eastAsia="en-IN"/>
-          <w14:ligatures w14:val="none"/>
-        </w:rPr>
-      </w:pPr>
-      <w:r>
-        <w:rPr>
-          <w:rFonts w:ascii="Arial" w:eastAsia="Times New Roman" w:hAnsi="Arial" w:cs="Arial"/>
-          <w:b/>
-          <w:bCs/>
-          <w:kern w:val="0"/>
-          <w:lang w:eastAsia="en-IN"/>
-          <w14:ligatures w14:val="none"/>
-        </w:rPr>
-        <w:t>False Positive:</w:t>
-      </w:r>
-      <w:r>
-        <w:rPr>
-          <w:rFonts w:ascii="Arial" w:eastAsia="Times New Roman" w:hAnsi="Arial" w:cs="Arial"/>
-          <w:kern w:val="0"/>
-          <w:lang w:eastAsia="en-IN"/>
-          <w14:ligatures w14:val="none"/>
-        </w:rPr>
-        <w:t xml:space="preserve"> The model raised a </w:t>
-      </w:r>
-      <w:r>
-        <w:rPr>
-          <w:rFonts w:ascii="Arial" w:eastAsia="Times New Roman" w:hAnsi="Arial" w:cs="Arial"/>
-          <w:b/>
-          <w:bCs/>
-          <w:kern w:val="0"/>
-          <w:lang w:eastAsia="en-IN"/>
-          <w14:ligatures w14:val="none"/>
-        </w:rPr>
-        <w:t>false alarm</w:t>
-      </w:r>
-      <w:r>
-        <w:rPr>
-          <w:rFonts w:ascii="Arial" w:eastAsia="Times New Roman" w:hAnsi="Arial" w:cs="Arial"/>
-          <w:kern w:val="0"/>
-          <w:lang w:eastAsia="en-IN"/>
-          <w14:ligatures w14:val="none"/>
-        </w:rPr>
-        <w:t xml:space="preserve"> (guessed "yes" when the real answer was "no").</w:t>
-      </w:r>
-    </w:p>
-    <w:p>
-      <w:pPr>
-        <w:numPr>
-          <w:ilvl w:val="0"/>
-          <w:numId w:val="8"/>
-        </w:numPr>
-        <w:spacing w:after="0" w:line="240" w:lineRule="auto"/>
-        <w:rPr>
-          <w:rFonts w:ascii="Arial" w:eastAsia="Times New Roman" w:hAnsi="Arial" w:cs="Arial"/>
-          <w:kern w:val="0"/>
-          <w:lang w:eastAsia="en-IN"/>
-          <w14:ligatures w14:val="none"/>
-        </w:rPr>
-      </w:pPr>
-      <w:r>
-        <w:rPr>
-          <w:rFonts w:ascii="Arial" w:eastAsia="Times New Roman" w:hAnsi="Arial" w:cs="Arial"/>
-          <w:b/>
-          <w:bCs/>
-          <w:kern w:val="0"/>
-          <w:lang w:eastAsia="en-IN"/>
-          <w14:ligatures w14:val="none"/>
-        </w:rPr>
-        <w:t>False Negative:</w:t>
-      </w:r>
-      <w:r>
-        <w:rPr>
-          <w:rFonts w:ascii="Arial" w:eastAsia="Times New Roman" w:hAnsi="Arial" w:cs="Arial"/>
-          <w:kern w:val="0"/>
-          <w:lang w:eastAsia="en-IN"/>
-          <w14:ligatures w14:val="none"/>
-        </w:rPr>
-        <w:t xml:space="preserve"> The model </w:t>
-      </w:r>
-      <w:r>
-        <w:rPr>
-          <w:rFonts w:ascii="Arial" w:eastAsia="Times New Roman" w:hAnsi="Arial" w:cs="Arial"/>
-          <w:b/>
-          <w:bCs/>
-          <w:kern w:val="0"/>
-          <w:lang w:eastAsia="en-IN"/>
-          <w14:ligatures w14:val="none"/>
-        </w:rPr>
-        <w:t>missed it completely</w:t>
-      </w:r>
-      <w:r>
-        <w:rPr>
-          <w:rFonts w:ascii="Arial" w:eastAsia="Times New Roman" w:hAnsi="Arial" w:cs="Arial"/>
-          <w:kern w:val="0"/>
-          <w:lang w:eastAsia="en-IN"/>
-          <w14:ligatures w14:val="none"/>
-        </w:rPr>
-        <w:t xml:space="preserve"> (guessed "no" when the real answer was "yes").</w:t>
-      </w:r>
-    </w:p>
-    <w:p>
-      <w:pPr>
-        <w:spacing w:after="0" w:line="240" w:lineRule="auto"/>
-        <w:rPr>
-          <w:rFonts w:ascii="Arial" w:eastAsia="Times New Roman" w:hAnsi="Arial" w:cs="Arial"/>
-          <w:b/>
-          <w:bCs/>
-          <w:kern w:val="0"/>
-          <w:sz w:val="30"/>
-          <w:szCs w:val="30"/>
-          <w:lang w:eastAsia="en-IN"/>
-          <w14:ligatures w14:val="none"/>
-        </w:rPr>
-      </w:pPr>
-      <w:r>
-        <w:rPr>
-          <w:rFonts w:ascii="Arial" w:eastAsia="Times New Roman" w:hAnsi="Arial" w:cs="Arial"/>
-          <w:b/>
-          <w:bCs/>
-          <w:kern w:val="0"/>
-          <w:sz w:val="30"/>
-          <w:szCs w:val="30"/>
-          <w:lang w:eastAsia="en-IN"/>
-          <w14:ligatures w14:val="none"/>
-        </w:rPr>
-        <w:t>3. What is an ROC Curve and AUC?</w:t>
-      </w:r>
-    </w:p>
-    <w:p>
-      <w:pPr>
-        <w:numPr>
-          <w:ilvl w:val="0"/>
-          <w:numId w:val="9"/>
-        </w:numPr>
-        <w:spacing w:after="0" w:line="240" w:lineRule="auto"/>
-        <w:rPr>
-          <w:rFonts w:ascii="Arial" w:eastAsia="Times New Roman" w:hAnsi="Arial" w:cs="Arial"/>
-          <w:kern w:val="0"/>
-          <w:lang w:eastAsia="en-IN"/>
-          <w14:ligatures w14:val="none"/>
-        </w:rPr>
-      </w:pPr>
-      <w:r>
-        <w:rPr>
-          <w:rFonts w:ascii="Arial" w:eastAsia="Times New Roman" w:hAnsi="Arial" w:cs="Arial"/>
-          <w:b/>
-          <w:bCs/>
-          <w:kern w:val="0"/>
-          <w:lang w:eastAsia="en-IN"/>
-          <w14:ligatures w14:val="none"/>
-        </w:rPr>
-        <w:t>ROC Curve:</w:t>
-      </w:r>
-      <w:r>
-        <w:rPr>
-          <w:rFonts w:ascii="Arial" w:eastAsia="Times New Roman" w:hAnsi="Arial" w:cs="Arial"/>
-          <w:kern w:val="0"/>
-          <w:lang w:eastAsia="en-IN"/>
-          <w14:ligatures w14:val="none"/>
-        </w:rPr>
-        <w:t xml:space="preserve"> This is a line graph that shows how good the model is at separating "yes" cases from "no" cases as you tweak its strictness.</w:t>
-      </w:r>
-    </w:p>
-    <w:p>
-      <w:pPr>
-        <w:numPr>
-          <w:ilvl w:val="0"/>
-          <w:numId w:val="9"/>
-        </w:numPr>
-        <w:spacing w:after="0" w:line="240" w:lineRule="auto"/>
-        <w:rPr>
-          <w:rFonts w:ascii="Arial" w:eastAsia="Times New Roman" w:hAnsi="Arial" w:cs="Arial"/>
-          <w:kern w:val="0"/>
-          <w:lang w:eastAsia="en-IN"/>
-          <w14:ligatures w14:val="none"/>
-        </w:rPr>
-      </w:pPr>
-      <w:r>
-        <w:rPr>
-          <w:rFonts w:ascii="Arial" w:eastAsia="Times New Roman" w:hAnsi="Arial" w:cs="Arial"/>
-          <w:b/>
-          <w:bCs/>
-          <w:kern w:val="0"/>
-          <w:lang w:eastAsia="en-IN"/>
-          <w14:ligatures w14:val="none"/>
-        </w:rPr>
-        <w:t>AUC (Area Under the Curve):</w:t>
-      </w:r>
-      <w:r>
-        <w:rPr>
-          <w:rFonts w:ascii="Arial" w:eastAsia="Times New Roman" w:hAnsi="Arial" w:cs="Arial"/>
-          <w:kern w:val="0"/>
-          <w:lang w:eastAsia="en-IN"/>
-          <w14:ligatures w14:val="none"/>
-        </w:rPr>
-        <w:t xml:space="preserve"> This is the score of that line graph, ranging from 0.5 to 1.0.</w:t>
-      </w:r>
-    </w:p>
-    <w:p>
-      <w:pPr>
-        <w:numPr>
-          <w:ilvl w:val="1"/>
-          <w:numId w:val="9"/>
-        </w:numPr>
-        <w:spacing w:after="0" w:line="240" w:lineRule="auto"/>
-        <w:rPr>
-          <w:rFonts w:ascii="Arial" w:eastAsia="Times New Roman" w:hAnsi="Arial" w:cs="Arial"/>
-          <w:kern w:val="0"/>
-          <w:lang w:eastAsia="en-IN"/>
-          <w14:ligatures w14:val="none"/>
-        </w:rPr>
-      </w:pPr>
-      <w:r>
-        <w:rPr>
-          <w:rFonts w:ascii="Arial" w:eastAsia="Times New Roman" w:hAnsi="Arial" w:cs="Arial"/>
-          <w:kern w:val="0"/>
-          <w:lang w:eastAsia="en-IN"/>
-          <w14:ligatures w14:val="none"/>
-        </w:rPr>
-        <w:t xml:space="preserve">A score of </w:t>
-      </w:r>
-      <w:r>
-        <w:rPr>
-          <w:rFonts w:ascii="Arial" w:eastAsia="Times New Roman" w:hAnsi="Arial" w:cs="Arial"/>
-          <w:b/>
-          <w:bCs/>
-          <w:kern w:val="0"/>
-          <w:lang w:eastAsia="en-IN"/>
-          <w14:ligatures w14:val="none"/>
-        </w:rPr>
-        <w:t>0.5</w:t>
-      </w:r>
-      <w:r>
-        <w:rPr>
-          <w:rFonts w:ascii="Arial" w:eastAsia="Times New Roman" w:hAnsi="Arial" w:cs="Arial"/>
-          <w:kern w:val="0"/>
-          <w:lang w:eastAsia="en-IN"/>
-          <w14:ligatures w14:val="none"/>
-        </w:rPr>
-        <w:t xml:space="preserve"> means the model is just guessing blindly (like flipping a coin).</w:t>
-      </w:r>
-    </w:p>
-    <w:p>
-      <w:pPr>
-        <w:numPr>
-          <w:ilvl w:val="1"/>
-          <w:numId w:val="9"/>
-        </w:numPr>
-        <w:spacing w:after="0" w:line="240" w:lineRule="auto"/>
-        <w:rPr>
-          <w:rFonts w:ascii="Arial" w:eastAsia="Times New Roman" w:hAnsi="Arial" w:cs="Arial"/>
-          <w:kern w:val="0"/>
-          <w:lang w:eastAsia="en-IN"/>
-          <w14:ligatures w14:val="none"/>
-        </w:rPr>
-      </w:pPr>
-      <w:r>
-        <w:rPr>
-          <w:rFonts w:ascii="Arial" w:eastAsia="Times New Roman" w:hAnsi="Arial" w:cs="Arial"/>
-          <w:kern w:val="0"/>
-          <w:lang w:eastAsia="en-IN"/>
-          <w14:ligatures w14:val="none"/>
-        </w:rPr>
-        <w:t xml:space="preserve">A score of </w:t>
-      </w:r>
-      <w:r>
-        <w:rPr>
-          <w:rFonts w:ascii="Arial" w:eastAsia="Times New Roman" w:hAnsi="Arial" w:cs="Arial"/>
-          <w:b/>
-          <w:bCs/>
-          <w:kern w:val="0"/>
-          <w:lang w:eastAsia="en-IN"/>
-          <w14:ligatures w14:val="none"/>
-        </w:rPr>
-        <w:t>1.0</w:t>
-      </w:r>
-      <w:r>
-        <w:rPr>
-          <w:rFonts w:ascii="Arial" w:eastAsia="Times New Roman" w:hAnsi="Arial" w:cs="Arial"/>
-          <w:kern w:val="0"/>
-          <w:lang w:eastAsia="en-IN"/>
-          <w14:ligatures w14:val="none"/>
-        </w:rPr>
-        <w:t xml:space="preserve"> means the model is perfect and never makes a mistake. Higher is always better!</w:t>
-      </w:r>
-    </w:p>
-    <w:p>
-      <w:r>
-        <w:t xml:space="preserve">Output: </w:t>
-      </w:r>
-    </w:p>
-    <w:p/>
-    <w:p>
-      <w:r>
-        <w:lastRenderedPageBreak/>
+      <w:r>
+        <w:rPr>
+          <w:noProof/>
+        </w:rPr>
         <w:drawing>
-          <wp:inline distT="0" distB="0" distL="0" distR="0" wp14:anchorId="5AB11F3B" wp14:editId="251599CF">
-            <wp:extent cx="5731510" cy="4245610"/>
-            <wp:effectExtent l="0" t="0" r="2540" b="2540"/>
-            <wp:docPr id="1359621501" name="Picture 1"/>
+          <wp:inline distT="0" distB="0" distL="0" distR="0" wp14:anchorId="6A664BC6" wp14:editId="70004D5E">
+            <wp:extent cx="5731510" cy="3512185"/>
+            <wp:effectExtent l="0" t="0" r="2540" b="0"/>
+            <wp:docPr id="1270888377" name="Picture 1"/>
             <wp:cNvGraphicFramePr>
               <a:graphicFrameLocks xmlns:a="http://schemas.openxmlformats.org/drawingml/2006/main" noChangeAspect="1"/>
             </wp:cNvGraphicFramePr>
@@ -1046,7 +1110,7 @@
               <a:graphicData uri="http://schemas.openxmlformats.org/drawingml/2006/picture">
                 <pic:pic xmlns:pic="http://schemas.openxmlformats.org/drawingml/2006/picture">
                   <pic:nvPicPr>
-                    <pic:cNvPr id="1359621501" name=""/>
+                    <pic:cNvPr id="1270888377" name=""/>
                     <pic:cNvPicPr/>
                   </pic:nvPicPr>
                   <pic:blipFill>
@@ -1058,7 +1122,7 @@
                   <pic:spPr>
                     <a:xfrm>
                       <a:off x="0" y="0"/>
-                      <a:ext cx="5731510" cy="4245610"/>
+                      <a:ext cx="5731510" cy="3512185"/>
                     </a:xfrm>
                     <a:prstGeom prst="rect">
                       <a:avLst/>
@@ -1078,10 +1142,10 @@
         </w:rPr>
         <w:lastRenderedPageBreak/>
         <w:drawing>
-          <wp:inline distT="0" distB="0" distL="0" distR="0" wp14:anchorId="1B0A8B3A" wp14:editId="1807CDAE">
-            <wp:extent cx="5731510" cy="4662805"/>
-            <wp:effectExtent l="0" t="0" r="2540" b="4445"/>
-            <wp:docPr id="1659396861" name="Picture 1"/>
+          <wp:inline distT="0" distB="0" distL="0" distR="0" wp14:anchorId="22474060" wp14:editId="644A2A26">
+            <wp:extent cx="5731510" cy="4137025"/>
+            <wp:effectExtent l="0" t="0" r="2540" b="0"/>
+            <wp:docPr id="412337516" name="Picture 1"/>
             <wp:cNvGraphicFramePr>
               <a:graphicFrameLocks xmlns:a="http://schemas.openxmlformats.org/drawingml/2006/main" noChangeAspect="1"/>
             </wp:cNvGraphicFramePr>
@@ -1089,7 +1153,7 @@
               <a:graphicData uri="http://schemas.openxmlformats.org/drawingml/2006/picture">
                 <pic:pic xmlns:pic="http://schemas.openxmlformats.org/drawingml/2006/picture">
                   <pic:nvPicPr>
-                    <pic:cNvPr id="1659396861" name=""/>
+                    <pic:cNvPr id="412337516" name=""/>
                     <pic:cNvPicPr/>
                   </pic:nvPicPr>
                   <pic:blipFill>
@@ -1101,7 +1165,7 @@
                   <pic:spPr>
                     <a:xfrm>
                       <a:off x="0" y="0"/>
-                      <a:ext cx="5731510" cy="4662805"/>
+                      <a:ext cx="5731510" cy="4137025"/>
                     </a:xfrm>
                     <a:prstGeom prst="rect">
                       <a:avLst/>
@@ -1113,18 +1177,15 @@
           </wp:inline>
         </w:drawing>
       </w:r>
-    </w:p>
-    <w:p>
       <w:r>
         <w:rPr>
           <w:noProof/>
         </w:rPr>
-        <w:lastRenderedPageBreak/>
         <w:drawing>
-          <wp:inline distT="0" distB="0" distL="0" distR="0" wp14:anchorId="03C5D514" wp14:editId="6886371C">
-            <wp:extent cx="5731510" cy="4779645"/>
-            <wp:effectExtent l="0" t="0" r="2540" b="1905"/>
-            <wp:docPr id="2015999610" name="Picture 1"/>
+          <wp:inline distT="0" distB="0" distL="0" distR="0" wp14:anchorId="4E084BB0" wp14:editId="6FA112B9">
+            <wp:extent cx="5731510" cy="2204720"/>
+            <wp:effectExtent l="0" t="0" r="2540" b="5080"/>
+            <wp:docPr id="1362857947" name="Picture 1"/>
             <wp:cNvGraphicFramePr>
               <a:graphicFrameLocks xmlns:a="http://schemas.openxmlformats.org/drawingml/2006/main" noChangeAspect="1"/>
             </wp:cNvGraphicFramePr>
@@ -1132,7 +1193,7 @@
               <a:graphicData uri="http://schemas.openxmlformats.org/drawingml/2006/picture">
                 <pic:pic xmlns:pic="http://schemas.openxmlformats.org/drawingml/2006/picture">
                   <pic:nvPicPr>
-                    <pic:cNvPr id="2015999610" name=""/>
+                    <pic:cNvPr id="1362857947" name=""/>
                     <pic:cNvPicPr/>
                   </pic:nvPicPr>
                   <pic:blipFill>
@@ -1144,7 +1205,92 @@
                   <pic:spPr>
                     <a:xfrm>
                       <a:off x="0" y="0"/>
-                      <a:ext cx="5731510" cy="4779645"/>
+                      <a:ext cx="5731510" cy="2204720"/>
+                    </a:xfrm>
+                    <a:prstGeom prst="rect">
+                      <a:avLst/>
+                    </a:prstGeom>
+                  </pic:spPr>
+                </pic:pic>
+              </a:graphicData>
+            </a:graphic>
+          </wp:inline>
+        </w:drawing>
+      </w:r>
+    </w:p>
+    <w:p>
+      <w:r>
+        <w:rPr>
+          <w:noProof/>
+        </w:rPr>
+        <w:drawing>
+          <wp:inline distT="0" distB="0" distL="0" distR="0" wp14:anchorId="79DF18CD" wp14:editId="0513DADC">
+            <wp:extent cx="5731510" cy="2068830"/>
+            <wp:effectExtent l="0" t="0" r="2540" b="7620"/>
+            <wp:docPr id="72108254" name="Picture 1"/>
+            <wp:cNvGraphicFramePr>
+              <a:graphicFrameLocks xmlns:a="http://schemas.openxmlformats.org/drawingml/2006/main" noChangeAspect="1"/>
+            </wp:cNvGraphicFramePr>
+            <a:graphic xmlns:a="http://schemas.openxmlformats.org/drawingml/2006/main">
+              <a:graphicData uri="http://schemas.openxmlformats.org/drawingml/2006/picture">
+                <pic:pic xmlns:pic="http://schemas.openxmlformats.org/drawingml/2006/picture">
+                  <pic:nvPicPr>
+                    <pic:cNvPr id="72108254" name=""/>
+                    <pic:cNvPicPr/>
+                  </pic:nvPicPr>
+                  <pic:blipFill>
+                    <a:blip r:embed="rId8"/>
+                    <a:stretch>
+                      <a:fillRect/>
+                    </a:stretch>
+                  </pic:blipFill>
+                  <pic:spPr>
+                    <a:xfrm>
+                      <a:off x="0" y="0"/>
+                      <a:ext cx="5731510" cy="2068830"/>
+                    </a:xfrm>
+                    <a:prstGeom prst="rect">
+                      <a:avLst/>
+                    </a:prstGeom>
+                  </pic:spPr>
+                </pic:pic>
+              </a:graphicData>
+            </a:graphic>
+          </wp:inline>
+        </w:drawing>
+      </w:r>
+    </w:p>
+    <w:p>
+      <w:r>
+        <w:rPr>
+          <w:noProof/>
+        </w:rPr>
+        <w:lastRenderedPageBreak/>
+        <w:drawing>
+          <wp:inline distT="0" distB="0" distL="0" distR="0" wp14:anchorId="2817BD72" wp14:editId="12DBBCDB">
+            <wp:extent cx="5731510" cy="3816350"/>
+            <wp:effectExtent l="0" t="0" r="2540" b="0"/>
+            <wp:docPr id="1588186845" name="Picture 1"/>
+            <wp:cNvGraphicFramePr>
+              <a:graphicFrameLocks xmlns:a="http://schemas.openxmlformats.org/drawingml/2006/main" noChangeAspect="1"/>
+            </wp:cNvGraphicFramePr>
+            <a:graphic xmlns:a="http://schemas.openxmlformats.org/drawingml/2006/main">
+              <a:graphicData uri="http://schemas.openxmlformats.org/drawingml/2006/picture">
+                <pic:pic xmlns:pic="http://schemas.openxmlformats.org/drawingml/2006/picture">
+                  <pic:nvPicPr>
+                    <pic:cNvPr id="1588186845" name=""/>
+                    <pic:cNvPicPr/>
+                  </pic:nvPicPr>
+                  <pic:blipFill>
+                    <a:blip r:embed="rId9"/>
+                    <a:stretch>
+                      <a:fillRect/>
+                    </a:stretch>
+                  </pic:blipFill>
+                  <pic:spPr>
+                    <a:xfrm>
+                      <a:off x="0" y="0"/>
+                      <a:ext cx="5731510" cy="3816350"/>
                     </a:xfrm>
                     <a:prstGeom prst="rect">
                       <a:avLst/>
@@ -1581,6 +1727,155 @@
     </w:lvl>
   </w:abstractNum>
   <w:abstractNum w:abstractNumId="3" w15:restartNumberingAfterBreak="0">
+    <w:nsid w:val="36162419"/>
+    <w:multiLevelType w:val="multilevel"/>
+    <w:tmpl w:val="FE30FF00"/>
+    <w:lvl w:ilvl="0">
+      <w:start w:val="1"/>
+      <w:numFmt w:val="bullet"/>
+      <w:lvlText w:val=""/>
+      <w:lvlJc w:val="left"/>
+      <w:pPr>
+        <w:tabs>
+          <w:tab w:val="num" w:pos="720"/>
+        </w:tabs>
+        <w:ind w:left="720" w:hanging="360"/>
+      </w:pPr>
+      <w:rPr>
+        <w:rFonts w:ascii="Symbol" w:hAnsi="Symbol" w:hint="default"/>
+        <w:sz w:val="20"/>
+      </w:rPr>
+    </w:lvl>
+    <w:lvl w:ilvl="1">
+      <w:start w:val="1"/>
+      <w:numFmt w:val="bullet"/>
+      <w:lvlText w:val="o"/>
+      <w:lvlJc w:val="left"/>
+      <w:pPr>
+        <w:tabs>
+          <w:tab w:val="num" w:pos="1440"/>
+        </w:tabs>
+        <w:ind w:left="1440" w:hanging="360"/>
+      </w:pPr>
+      <w:rPr>
+        <w:rFonts w:ascii="Courier New" w:hAnsi="Courier New" w:hint="default"/>
+        <w:sz w:val="20"/>
+      </w:rPr>
+    </w:lvl>
+    <w:lvl w:ilvl="2" w:tentative="1">
+      <w:start w:val="1"/>
+      <w:numFmt w:val="bullet"/>
+      <w:lvlText w:val=""/>
+      <w:lvlJc w:val="left"/>
+      <w:pPr>
+        <w:tabs>
+          <w:tab w:val="num" w:pos="2160"/>
+        </w:tabs>
+        <w:ind w:left="2160" w:hanging="360"/>
+      </w:pPr>
+      <w:rPr>
+        <w:rFonts w:ascii="Wingdings" w:hAnsi="Wingdings" w:hint="default"/>
+        <w:sz w:val="20"/>
+      </w:rPr>
+    </w:lvl>
+    <w:lvl w:ilvl="3" w:tentative="1">
+      <w:start w:val="1"/>
+      <w:numFmt w:val="bullet"/>
+      <w:lvlText w:val=""/>
+      <w:lvlJc w:val="left"/>
+      <w:pPr>
+        <w:tabs>
+          <w:tab w:val="num" w:pos="2880"/>
+        </w:tabs>
+        <w:ind w:left="2880" w:hanging="360"/>
+      </w:pPr>
+      <w:rPr>
+        <w:rFonts w:ascii="Wingdings" w:hAnsi="Wingdings" w:hint="default"/>
+        <w:sz w:val="20"/>
+      </w:rPr>
+    </w:lvl>
+    <w:lvl w:ilvl="4" w:tentative="1">
+      <w:start w:val="1"/>
+      <w:numFmt w:val="bullet"/>
+      <w:lvlText w:val=""/>
+      <w:lvlJc w:val="left"/>
+      <w:pPr>
+        <w:tabs>
+          <w:tab w:val="num" w:pos="3600"/>
+        </w:tabs>
+        <w:ind w:left="3600" w:hanging="360"/>
+      </w:pPr>
+      <w:rPr>
+        <w:rFonts w:ascii="Wingdings" w:hAnsi="Wingdings" w:hint="default"/>
+        <w:sz w:val="20"/>
+      </w:rPr>
+    </w:lvl>
+    <w:lvl w:ilvl="5" w:tentative="1">
+      <w:start w:val="1"/>
+      <w:numFmt w:val="bullet"/>
+      <w:lvlText w:val=""/>
+      <w:lvlJc w:val="left"/>
+      <w:pPr>
+        <w:tabs>
+          <w:tab w:val="num" w:pos="4320"/>
+        </w:tabs>
+        <w:ind w:left="4320" w:hanging="360"/>
+      </w:pPr>
+      <w:rPr>
+        <w:rFonts w:ascii="Wingdings" w:hAnsi="Wingdings" w:hint="default"/>
+        <w:sz w:val="20"/>
+      </w:rPr>
+    </w:lvl>
+    <w:lvl w:ilvl="6" w:tentative="1">
+      <w:start w:val="1"/>
+      <w:numFmt w:val="bullet"/>
+      <w:lvlText w:val=""/>
+      <w:lvlJc w:val="left"/>
+      <w:pPr>
+        <w:tabs>
+          <w:tab w:val="num" w:pos="5040"/>
+        </w:tabs>
+        <w:ind w:left="5040" w:hanging="360"/>
+      </w:pPr>
+      <w:rPr>
+        <w:rFonts w:ascii="Wingdings" w:hAnsi="Wingdings" w:hint="default"/>
+        <w:sz w:val="20"/>
+      </w:rPr>
+    </w:lvl>
+    <w:lvl w:ilvl="7" w:tentative="1">
+      <w:start w:val="1"/>
+      <w:numFmt w:val="bullet"/>
+      <w:lvlText w:val=""/>
+      <w:lvlJc w:val="left"/>
+      <w:pPr>
+        <w:tabs>
+          <w:tab w:val="num" w:pos="5760"/>
+        </w:tabs>
+        <w:ind w:left="5760" w:hanging="360"/>
+      </w:pPr>
+      <w:rPr>
+        <w:rFonts w:ascii="Wingdings" w:hAnsi="Wingdings" w:hint="default"/>
+        <w:sz w:val="20"/>
+      </w:rPr>
+    </w:lvl>
+    <w:lvl w:ilvl="8" w:tentative="1">
+      <w:start w:val="1"/>
+      <w:numFmt w:val="bullet"/>
+      <w:lvlText w:val=""/>
+      <w:lvlJc w:val="left"/>
+      <w:pPr>
+        <w:tabs>
+          <w:tab w:val="num" w:pos="6480"/>
+        </w:tabs>
+        <w:ind w:left="6480" w:hanging="360"/>
+      </w:pPr>
+      <w:rPr>
+        <w:rFonts w:ascii="Wingdings" w:hAnsi="Wingdings" w:hint="default"/>
+        <w:sz w:val="20"/>
+      </w:rPr>
+    </w:lvl>
+  </w:abstractNum>
+  <w:abstractNum w:abstractNumId="4" w15:restartNumberingAfterBreak="0">
     <w:nsid w:val="3B17304B"/>
     <w:multiLevelType w:val="multilevel"/>
     <w:tmpl w:val="C69E57E2"/>
@@ -1729,7 +2024,7 @@
       </w:rPr>
     </w:lvl>
   </w:abstractNum>
-  <w:abstractNum w:abstractNumId="4" w15:restartNumberingAfterBreak="0">
+  <w:abstractNum w:abstractNumId="5" w15:restartNumberingAfterBreak="0">
     <w:nsid w:val="52DF7504"/>
     <w:multiLevelType w:val="multilevel"/>
     <w:tmpl w:val="EB863456"/>
@@ -1878,7 +2173,7 @@
       </w:rPr>
     </w:lvl>
   </w:abstractNum>
-  <w:abstractNum w:abstractNumId="5" w15:restartNumberingAfterBreak="0">
+  <w:abstractNum w:abstractNumId="6" w15:restartNumberingAfterBreak="0">
     <w:nsid w:val="641A7D1E"/>
     <w:multiLevelType w:val="multilevel"/>
     <w:tmpl w:val="91D63540"/>
@@ -2027,7 +2322,7 @@
       </w:rPr>
     </w:lvl>
   </w:abstractNum>
-  <w:abstractNum w:abstractNumId="6" w15:restartNumberingAfterBreak="0">
+  <w:abstractNum w:abstractNumId="7" w15:restartNumberingAfterBreak="0">
     <w:nsid w:val="673E0EC5"/>
     <w:multiLevelType w:val="multilevel"/>
     <w:tmpl w:val="7ED42E06"/>
@@ -2144,7 +2439,156 @@
       </w:pPr>
     </w:lvl>
   </w:abstractNum>
-  <w:abstractNum w:abstractNumId="7" w15:restartNumberingAfterBreak="0">
+  <w:abstractNum w:abstractNumId="8" w15:restartNumberingAfterBreak="0">
+    <w:nsid w:val="691A52A8"/>
+    <w:multiLevelType w:val="multilevel"/>
+    <w:tmpl w:val="69929EAE"/>
+    <w:lvl w:ilvl="0">
+      <w:start w:val="1"/>
+      <w:numFmt w:val="bullet"/>
+      <w:lvlText w:val=""/>
+      <w:lvlJc w:val="left"/>
+      <w:pPr>
+        <w:tabs>
+          <w:tab w:val="num" w:pos="720"/>
+        </w:tabs>
+        <w:ind w:left="720" w:hanging="360"/>
+      </w:pPr>
+      <w:rPr>
+        <w:rFonts w:ascii="Symbol" w:hAnsi="Symbol" w:hint="default"/>
+        <w:sz w:val="20"/>
+      </w:rPr>
+    </w:lvl>
+    <w:lvl w:ilvl="1">
+      <w:start w:val="1"/>
+      <w:numFmt w:val="bullet"/>
+      <w:lvlText w:val="o"/>
+      <w:lvlJc w:val="left"/>
+      <w:pPr>
+        <w:tabs>
+          <w:tab w:val="num" w:pos="1440"/>
+        </w:tabs>
+        <w:ind w:left="1440" w:hanging="360"/>
+      </w:pPr>
+      <w:rPr>
+        <w:rFonts w:ascii="Courier New" w:hAnsi="Courier New" w:hint="default"/>
+        <w:sz w:val="20"/>
+      </w:rPr>
+    </w:lvl>
+    <w:lvl w:ilvl="2" w:tentative="1">
+      <w:start w:val="1"/>
+      <w:numFmt w:val="bullet"/>
+      <w:lvlText w:val=""/>
+      <w:lvlJc w:val="left"/>
+      <w:pPr>
+        <w:tabs>
+          <w:tab w:val="num" w:pos="2160"/>
+        </w:tabs>
+        <w:ind w:left="2160" w:hanging="360"/>
+      </w:pPr>
+      <w:rPr>
+        <w:rFonts w:ascii="Wingdings" w:hAnsi="Wingdings" w:hint="default"/>
+        <w:sz w:val="20"/>
+      </w:rPr>
+    </w:lvl>
+    <w:lvl w:ilvl="3" w:tentative="1">
+      <w:start w:val="1"/>
+      <w:numFmt w:val="bullet"/>
+      <w:lvlText w:val=""/>
+      <w:lvlJc w:val="left"/>
+      <w:pPr>
+        <w:tabs>
+          <w:tab w:val="num" w:pos="2880"/>
+        </w:tabs>
+        <w:ind w:left="2880" w:hanging="360"/>
+      </w:pPr>
+      <w:rPr>
+        <w:rFonts w:ascii="Wingdings" w:hAnsi="Wingdings" w:hint="default"/>
+        <w:sz w:val="20"/>
+      </w:rPr>
+    </w:lvl>
+    <w:lvl w:ilvl="4" w:tentative="1">
+      <w:start w:val="1"/>
+      <w:numFmt w:val="bullet"/>
+      <w:lvlText w:val=""/>
+      <w:lvlJc w:val="left"/>
+      <w:pPr>
+        <w:tabs>
+          <w:tab w:val="num" w:pos="3600"/>
+        </w:tabs>
+        <w:ind w:left="3600" w:hanging="360"/>
+      </w:pPr>
+      <w:rPr>
+        <w:rFonts w:ascii="Wingdings" w:hAnsi="Wingdings" w:hint="default"/>
+        <w:sz w:val="20"/>
+      </w:rPr>
+    </w:lvl>
+    <w:lvl w:ilvl="5" w:tentative="1">
+      <w:start w:val="1"/>
+      <w:numFmt w:val="bullet"/>
+      <w:lvlText w:val=""/>
+      <w:lvlJc w:val="left"/>
+      <w:pPr>
+        <w:tabs>
+          <w:tab w:val="num" w:pos="4320"/>
+        </w:tabs>
+        <w:ind w:left="4320" w:hanging="360"/>
+      </w:pPr>
+      <w:rPr>
+        <w:rFonts w:ascii="Wingdings" w:hAnsi="Wingdings" w:hint="default"/>
+        <w:sz w:val="20"/>
+      </w:rPr>
+    </w:lvl>
+    <w:lvl w:ilvl="6" w:tentative="1">
+      <w:start w:val="1"/>
+      <w:numFmt w:val="bullet"/>
+      <w:lvlText w:val=""/>
+      <w:lvlJc w:val="left"/>
+      <w:pPr>
+        <w:tabs>
+          <w:tab w:val="num" w:pos="5040"/>
+        </w:tabs>
+        <w:ind w:left="5040" w:hanging="360"/>
+      </w:pPr>
+      <w:rPr>
+        <w:rFonts w:ascii="Wingdings" w:hAnsi="Wingdings" w:hint="default"/>
+        <w:sz w:val="20"/>
+      </w:rPr>
+    </w:lvl>
+    <w:lvl w:ilvl="7" w:tentative="1">
+      <w:start w:val="1"/>
+      <w:numFmt w:val="bullet"/>
+      <w:lvlText w:val=""/>
+      <w:lvlJc w:val="left"/>
+      <w:pPr>
+        <w:tabs>
+          <w:tab w:val="num" w:pos="5760"/>
+        </w:tabs>
+        <w:ind w:left="5760" w:hanging="360"/>
+      </w:pPr>
+      <w:rPr>
+        <w:rFonts w:ascii="Wingdings" w:hAnsi="Wingdings" w:hint="default"/>
+        <w:sz w:val="20"/>
+      </w:rPr>
+    </w:lvl>
+    <w:lvl w:ilvl="8" w:tentative="1">
+      <w:start w:val="1"/>
+      <w:numFmt w:val="bullet"/>
+      <w:lvlText w:val=""/>
+      <w:lvlJc w:val="left"/>
+      <w:pPr>
+        <w:tabs>
+          <w:tab w:val="num" w:pos="6480"/>
+        </w:tabs>
+        <w:ind w:left="6480" w:hanging="360"/>
+      </w:pPr>
+      <w:rPr>
+        <w:rFonts w:ascii="Wingdings" w:hAnsi="Wingdings" w:hint="default"/>
+        <w:sz w:val="20"/>
+      </w:rPr>
+    </w:lvl>
+  </w:abstractNum>
+  <w:abstractNum w:abstractNumId="9" w15:restartNumberingAfterBreak="0">
     <w:nsid w:val="74B928BD"/>
     <w:multiLevelType w:val="multilevel"/>
     <w:tmpl w:val="1848E09C"/>
@@ -2293,7 +2737,7 @@
       </w:rPr>
     </w:lvl>
   </w:abstractNum>
-  <w:abstractNum w:abstractNumId="8" w15:restartNumberingAfterBreak="0">
+  <w:abstractNum w:abstractNumId="10" w15:restartNumberingAfterBreak="0">
     <w:nsid w:val="7B182BB9"/>
     <w:multiLevelType w:val="multilevel"/>
     <w:tmpl w:val="11B0E5D2"/>
@@ -2443,10 +2887,10 @@
     </w:lvl>
   </w:abstractNum>
   <w:num w:numId="1" w16cid:durableId="357314451">
-    <w:abstractNumId w:val="8"/>
+    <w:abstractNumId w:val="10"/>
   </w:num>
   <w:num w:numId="2" w16cid:durableId="610433343">
-    <w:abstractNumId w:val="5"/>
+    <w:abstractNumId w:val="6"/>
   </w:num>
   <w:num w:numId="3" w16cid:durableId="1409766468">
     <w:abstractNumId w:val="2"/>
@@ -2458,16 +2902,22 @@
     <w:abstractNumId w:val="1"/>
   </w:num>
   <w:num w:numId="6" w16cid:durableId="1986860840">
-    <w:abstractNumId w:val="6"/>
+    <w:abstractNumId w:val="7"/>
   </w:num>
   <w:num w:numId="7" w16cid:durableId="298612222">
+    <w:abstractNumId w:val="5"/>
+  </w:num>
+  <w:num w:numId="8" w16cid:durableId="1074474114">
+    <w:abstractNumId w:val="9"/>
+  </w:num>
+  <w:num w:numId="9" w16cid:durableId="1924795592">
     <w:abstractNumId w:val="4"/>
   </w:num>
-  <w:num w:numId="8" w16cid:durableId="1074474114">
-    <w:abstractNumId w:val="7"/>
+  <w:num w:numId="10" w16cid:durableId="644549650">
+    <w:abstractNumId w:val="3"/>
   </w:num>
-  <w:num w:numId="9" w16cid:durableId="1924795592">
-    <w:abstractNumId w:val="3"/>
+  <w:num w:numId="11" w16cid:durableId="1971743694">
+    <w:abstractNumId w:val="8"/>
   </w:num>
 </w:numbering>
 </file>
@@ -3076,7 +3526,6 @@
   <w:style w:type="character" w:default="1" w:styleId="DefaultParagraphFont">
     <w:name w:val="Default Paragraph Font"/>
     <w:uiPriority w:val="1"/>
-    <w:semiHidden/>
     <w:unhideWhenUsed/>
   </w:style>
   <w:style w:type="table" w:default="1" w:styleId="TableNormal">
